--- a/eng/docx/02.content.docx
+++ b/eng/docx/02.content.docx
@@ -136,13 +136,6 @@
         <w:rPr>
           <w:lang w:val="en_US" w:bidi="en_US"/>
         </w:rPr>
-      </w:r>
-      <w:r>
-        <w:rPr>
-          <w:i/>
-          <w:lang w:val="en_US" w:bidi="en_US"/>
-        </w:rPr>
-        <w:t>Exodus 1:1, Exodus 1:5, Exodus 1:8, Exodus 1:8 (#2), Exodus 1:11, Exodus 1:12, Exodus 1:16, Exodus 1:17, Exodus 1:19, Exodus 1:22, Exodus 2:2, Exodus 2:3, Exodus 2:4, Exodus 2:5, Exodus 2:7–8, Exodus 2:10, Exodus 2:12, Exodus 2:13, Exodus 2:15, Exodus 2:17, Exodus 2:24, Exodus 3:1, Exodus 3:2, Exodus 3:4, Exodus 3:5, Exodus 3:8, Exodus 3:10, Exodus 3:12, Exodus 3:14, Exodus 3:18, Exodus 3:19, Exodus 4:2, Exodus 4:4, Exodus 4:4 (#2), Exodus 4:6, Exodus 4:12, Exodus 4:14, Exodus 4:16, Exodus 4:19, Exodus 4:21, Exodus 4:22–23, Exodus 4:24, Exodus 4:27, Exodus 4:30, Exodus 5:1, Exodus 5:3, Exodus 5:6–7, Exodus 5:11, Exodus 5:14, Exodus 5:15–16, Exodus 5:20, Exodus 5:22, Exodus 6:1, Exodus 6:2, Exodus 6:5, Exodus 6:8, Exodus 6:12, Exodus 6:18, Exodus 6:20, Exodus 6:23, Exodus 6:26, Exodus 7:1, Exodus 7:3, Exodus 7:5, Exodus 7:9, Exodus 7:11, Exodus 7:15, Exodus 7:17, Exodus 7:19, Exodus 7:22, Exodus 7:24, Exodus 8:2, Exodus 8:3, Exodus 8:6, Exodus 8:9, Exodus 8:15, Exodus 8:17, Exodus 8:18, Exodus 8:21, Exodus 8:22, Exodus 8:25–26, Exodus 8:32, Exodus 9:3, Exodus 9:7, Exodus 9:8–9, Exodus 9:11, Exodus 9:15–16, Exodus 9:19, Exodus 9:20, Exodus 9:25, Exodus 9:27, Exodus 9:32, Exodus 10:1–2, Exodus 10:5, Exodus 10:9–11, Exodus 10:13, Exodus 10:16, Exodus 10:19, Exodus 10:22, Exodus 10:24, Exodus 10:28, Exodus 11:1–2, Exodus 11:3, Exodus 11:5, Exodus 11:6, Exodus 12:3, Exodus 12:4, Exodus 12:6, Exodus 12:8, Exodus 12:10, Exodus 12:13, Exodus 12:15, Exodus 12:16, Exodus 12:18, Exodus 12:22, Exodus 12:23, Exodus 12:26–27, Exodus 12:30, Exodus 12:35, Exodus 12:39, Exodus 12:41, Exodus 12:43, Exodus 12:48, Exodus 13:1–2, Exodus 13:4, Exodus 13:9, Exodus 13:13, Exodus 13:17, Exodus 13:19, Exodus 13:21, Exodus 14:5, Exodus 14:9, Exodus 14:12, Exodus 14:14, Exodus 14:17, Exodus 14:20, Exodus 14:21, Exodus 14:24, Exodus 14:28, Exodus 14:31, Exodus 15:1, Exodus 15:5, Exodus 15:8, Exodus 15:13, Exodus 15:14, Exodus 15:17, Exodus 15:20, Exodus 15:23, Exodus 15:25, Exodus 16:1, Exodus 16:3, Exodus 16:4, Exodus 16:8, Exodus 16:10, Exodus 16:14–15, Exodus 16:18, Exodus 16:20, Exodus 16:22, Exodus 16:24, Exodus 16:27, Exodus 16:29, Exodus 16:31, Exodus 16:32, Exodus 16:33–34, Exodus 16:35, Exodus 17:1–3, Exodus 17:4, Exodus 17:6, Exodus 17:9, Exodus 17:11, Exodus 17:12, Exodus 17:14, Exodus 18:1, Exodus 18:2–4, Exodus 18:6, Exodus 18:7, Exodus 18:9, Exodus 18:11, Exodus 18:12, Exodus 18:13, Exodus 18:15–16, Exodus 18:17–18, Exodus 18:21, Exodus 18:22, Exodus 19:1, Exodus 19:5, Exodus 19:9, Exodus 19:10, Exodus 19:12, Exodus 19:13, Exodus 19:16, Exodus 19:22, Exodus 19:24, Exodus 20:3, Exodus 20:4–5, Exodus 20:5, Exodus 20:7, Exodus 20:8, Exodus 20:10, Exodus 20:11, Exodus 20:12, Exodus 20:18, Exodus 20:19, Exodus 20:25, Exodus 21:1, Exodus 21:4, Exodus 21:6, Exodus 21:8, Exodus 21:9–11, Exodus 21:13, Exodus 21:17, Exodus 21:18–19, Exodus 21:20–21, Exodus 21:22, Exodus 21:23–25, Exodus 21:26–27, Exodus 21:29, Exodus 21:33–34, Exodus 21:35, Exodus 22:2–3, Exodus 22:3, Exodus 22:7–8, Exodus 22:10–11, Exodus 22:16, Exodus 22:21, Exodus 22:22–24, Exodus 22:26, Exodus 22:31, Exodus 23:5, Exodus 23:8, Exodus 23:11, Exodus 23:12, Exodus 23:15, Exodus 23:15 (#2), Exodus 23:16, Exodus 23:18, Exodus 23:21, Exodus 23:24, Exodus 23:29, Exodus 23:33, Exodus 24:1, Exodus 24:4, Exodus 24:5–6, Exodus 24:8, Exodus 24:9–10, Exodus 24:12, Exodus 24:14, Exodus 24:17, Exodus 25:2, Exodus 25:7, Exodus 25:8, Exodus 25:10–11, Exodus 25:14, Exodus 25:15, Exodus 25:20, Exodus 25:22, Exodus 25:23–24, Exodus 25:27, Exodus 25:29, Exodus 25:31–32, Exodus 25:33–34, Exodus 25:35, Exodus 25:39, Exodus 26:1, Exodus 26:5, Exodus 26:7, Exodus 26:12, Exodus 26:17, Exodus 26:19, Exodus 26:30, Exodus 26:33, Exodus 26:35, Exodus 27:2, Exodus 27:3, Exodus 27:9, Exodus 27:19, Exodus 27:21, Exodus 28:1, Exodus 28:5, Exodus 28:9, Exodus 28:10, Exodus 28:12, Exodus 28:15–16, Exodus 28:17, Exodus 28:20, Exodus 28:24, Exodus 28:28, Exodus 28:30, Exodus 28:31–32, Exodus 28:35, Exodus 28:36–38, Exodus 28:40, Exodus 28:42, Exodus 29:1–2, Exodus 29:4, Exodus 29:9, Exodus 29:13, Exodus 29:18, Exodus 29:20, Exodus 29:21, Exodus 29:22, Exodus 29:26–28, Exodus 29:30, Exodus 29:31, Exodus 29:37, Exodus 29:39, Exodus 29:40, Exodus 29:42, Exodus 29:45, Exodus 30:4, Exodus 30:6, Exodus 30:8–9, Exodus 30:10, Exodus 30:12, Exodus 30:16, Exodus 30:18, Exodus 30:20, Exodus 30:23–25, Exodus 30:32, Exodus 30:33, Exodus 30:38, Exodus 31:3–5, Exodus 31:6, Exodus 31:14, Exodus 31:17, Exodus 31:18, Exodus 32:1, Exodus 32:4, Exodus 32:6, Exodus 32:8, Exodus 32:11, Exodus 32:14, Exodus 32:15, Exodus 32:17, Exodus 32:19, Exodus 32:20, Exodus 32:24, Exodus 32:25, Exodus 32:26, Exodus 32:28, Exodus 32:29, Exodus 32:32, Exodus 32:35, Exodus 33:2, Exodus 33:3, Exodus 33:5, Exodus 33:9, Exodus 33:11, Exodus 33:13, Exodus 33:16, Exodus 33:19, Exodus 33:20, Exodus 33:23, Exodus 34:1, Exodus 34:3, Exodus 34:5, Exodus 34:7, Exodus 34:10, Exodus 34:12, Exodus 34:14, Exodus 34:15–16, Exodus 34:18, Exodus 34:20, Exodus 34:21, Exodus 34:23, Exodus 34:24, Exodus 34:26, Exodus 34:28, Exodus 34:30, Exodus 34:33, Exodus 34:34, Exodus 35:3, Exodus 35:5, Exodus 35:20, Exodus 35:21, Exodus 35:27, Exodus 35:30, Exodus 36:1, Exodus 36:3, Exodus 36:6, Exodus 36:11, Exodus 36:13, Exodus 36:18, Exodus 36:24, Exodus 36:33, Exodus 36:38, Exodus 37:1, Exodus 37:5, Exodus 37:9, Exodus 37:16, Exodus 37:19, Exodus 37:24, Exodus 37:26, Exodus 37:29, Exodus 38:1, Exodus 38:7, Exodus 38:8, Exodus 38:16, Exodus 38:17, Exodus 38:21, Exodus 38:24, Exodus 38:26, Exodus 39:5, Exodus 39:6, Exodus 39:10, Exodus 39:17–18, Exodus 39:21, Exodus 39:22–23, Exodus 39:25, Exodus 39:30, Exodus 39:43, Exodus 40:2, Exodus 40:3, Exodus 40:7, Exodus 40:11, Exodus 40:20, Exodus 40:26, Exodus 40:31–32, Exodus 40:35, Exodus 40:36</w:t>
       </w:r>
       <w:r>
         <w:rPr>

--- a/eng/docx/02.content.docx
+++ b/eng/docx/02.content.docx
@@ -123,19 +123,6 @@
           <w:lang w:val="en_US" w:bidi="en_US"/>
         </w:rPr>
         <w:t>EXO</w:t>
-      </w:r>
-      <w:r>
-        <w:rPr>
-          <w:lang w:val="en_US" w:bidi="en_US"/>
-        </w:rPr>
-      </w:r>
-    </w:p>
-    <w:p>
-      <w:pPr/>
-      <w:r>
-        <w:rPr>
-          <w:lang w:val="en_US" w:bidi="en_US"/>
-        </w:rPr>
       </w:r>
       <w:r>
         <w:rPr>

--- a/eng/docx/02.content.docx
+++ b/eng/docx/02.content.docx
@@ -19,7 +19,7 @@
         <w:rPr>
           <w:lang w:val="en_US" w:bidi="en_US"/>
         </w:rPr>
-        <w:t>Resource: Translation Questions (unfoldingWord)</w:t>
+        <w:t>Resource: unfoldingWord® Translation Questions</w:t>
       </w:r>
       <w:r>
         <w:rPr>
@@ -85,7 +85,7 @@
         <w:rPr>
           <w:lang w:val="en_US" w:bidi="en_US"/>
         </w:rPr>
-        <w:t>Translation Questions (unfoldingWord)</w:t>
+        <w:t>unfoldingWord® Translation Questions</w:t>
       </w:r>
     </w:p>
     <w:p>

--- a/eng/docx/02.content.docx
+++ b/eng/docx/02.content.docx
@@ -185,7 +185,7 @@
         <w:rPr>
           <w:lang w:val="en_US" w:bidi="en_US"/>
         </w:rPr>
-        <w:t>Exodus 1:1</w:t>
+        <w:t>Exodus 1:1 (#1)</w:t>
       </w:r>
       <w:r>
         <w:rPr>
@@ -248,7 +248,7 @@
         <w:rPr>
           <w:lang w:val="en_US" w:bidi="en_US"/>
         </w:rPr>
-        <w:t>Exodus 1:5</w:t>
+        <w:t>Exodus 1:5 (#1)</w:t>
       </w:r>
       <w:r>
         <w:rPr>
@@ -311,7 +311,7 @@
         <w:rPr>
           <w:lang w:val="en_US" w:bidi="en_US"/>
         </w:rPr>
-        <w:t>Exodus 1:8</w:t>
+        <w:t>Exodus 1:8 (#1)</w:t>
       </w:r>
       <w:r>
         <w:rPr>
@@ -437,7 +437,7 @@
         <w:rPr>
           <w:lang w:val="en_US" w:bidi="en_US"/>
         </w:rPr>
-        <w:t>Exodus 1:11</w:t>
+        <w:t>Exodus 1:11 (#1)</w:t>
       </w:r>
       <w:r>
         <w:rPr>
@@ -500,7 +500,7 @@
         <w:rPr>
           <w:lang w:val="en_US" w:bidi="en_US"/>
         </w:rPr>
-        <w:t>Exodus 1:12</w:t>
+        <w:t>Exodus 1:12 (#1)</w:t>
       </w:r>
       <w:r>
         <w:rPr>
@@ -563,7 +563,7 @@
         <w:rPr>
           <w:lang w:val="en_US" w:bidi="en_US"/>
         </w:rPr>
-        <w:t>Exodus 1:16</w:t>
+        <w:t>Exodus 1:16 (#1)</w:t>
       </w:r>
       <w:r>
         <w:rPr>
@@ -626,7 +626,7 @@
         <w:rPr>
           <w:lang w:val="en_US" w:bidi="en_US"/>
         </w:rPr>
-        <w:t>Exodus 1:17</w:t>
+        <w:t>Exodus 1:17 (#1)</w:t>
       </w:r>
       <w:r>
         <w:rPr>
@@ -689,7 +689,7 @@
         <w:rPr>
           <w:lang w:val="en_US" w:bidi="en_US"/>
         </w:rPr>
-        <w:t>Exodus 1:19</w:t>
+        <w:t>Exodus 1:19 (#1)</w:t>
       </w:r>
       <w:r>
         <w:rPr>
@@ -752,70 +752,70 @@
         <w:rPr>
           <w:lang w:val="en_US" w:bidi="en_US"/>
         </w:rPr>
-        <w:t>Exodus 1:22</w:t>
-      </w:r>
-      <w:r>
-        <w:rPr>
-          <w:lang w:val="en_US" w:bidi="en_US"/>
-        </w:rPr>
-      </w:r>
-    </w:p>
-    <w:p>
-      <w:pPr/>
-      <w:r>
-        <w:rPr>
-          <w:lang w:val="en_US" w:bidi="en_US"/>
-        </w:rPr>
-      </w:r>
-      <w:r>
-        <w:rPr>
-          <w:b/>
-          <w:lang w:val="en_US" w:bidi="en_US"/>
-        </w:rPr>
-        <w:t>What did Pharaoh order all his people to do to the Hebrew male babies?</w:t>
-      </w:r>
-    </w:p>
-    <w:p>
-      <w:pPr/>
-      <w:r>
-        <w:rPr>
-          <w:lang w:val="en_US" w:bidi="en_US"/>
-        </w:rPr>
-      </w:r>
-      <w:r>
-        <w:rPr>
-          <w:lang w:val="en_US" w:bidi="en_US"/>
-        </w:rPr>
-        <w:t>Pharaoh ordered all his people, “You must throw every Hebrew male that is born into the river”.</w:t>
-      </w:r>
-      <w:r>
-        <w:rPr>
-          <w:lang w:val="en_US" w:bidi="en_US"/>
-        </w:rPr>
-      </w:r>
-      <w:r>
-        <w:rPr>
-          <w:lang w:val="en_US" w:bidi="en_US"/>
-        </w:rPr>
-      </w:r>
-    </w:p>
-    <w:p>
-      <w:pPr/>
-      <w:r>
-        <w:rPr>
-          <w:lang w:val="en_US" w:bidi="en_US"/>
-        </w:rPr>
-      </w:r>
-    </w:p>
-    <w:p>
-      <w:pPr>
-        <w:pStyle w:val="Heading2"/>
-      </w:pPr>
-      <w:r>
-        <w:rPr>
-          <w:lang w:val="en_US" w:bidi="en_US"/>
-        </w:rPr>
-        <w:t>Exodus 2:2</w:t>
+        <w:t>Exodus 1:22 (#1)</w:t>
+      </w:r>
+      <w:r>
+        <w:rPr>
+          <w:lang w:val="en_US" w:bidi="en_US"/>
+        </w:rPr>
+      </w:r>
+    </w:p>
+    <w:p>
+      <w:pPr/>
+      <w:r>
+        <w:rPr>
+          <w:lang w:val="en_US" w:bidi="en_US"/>
+        </w:rPr>
+      </w:r>
+      <w:r>
+        <w:rPr>
+          <w:b/>
+          <w:lang w:val="en_US" w:bidi="en_US"/>
+        </w:rPr>
+        <w:t>What did Pharaoh order all his people to do to the male Hebrew babies?</w:t>
+      </w:r>
+    </w:p>
+    <w:p>
+      <w:pPr/>
+      <w:r>
+        <w:rPr>
+          <w:lang w:val="en_US" w:bidi="en_US"/>
+        </w:rPr>
+      </w:r>
+      <w:r>
+        <w:rPr>
+          <w:lang w:val="en_US" w:bidi="en_US"/>
+        </w:rPr>
+        <w:t>Pharaoh ordered all his people to throw every male Hebrew that is born into the river.</w:t>
+      </w:r>
+      <w:r>
+        <w:rPr>
+          <w:lang w:val="en_US" w:bidi="en_US"/>
+        </w:rPr>
+      </w:r>
+      <w:r>
+        <w:rPr>
+          <w:lang w:val="en_US" w:bidi="en_US"/>
+        </w:rPr>
+      </w:r>
+    </w:p>
+    <w:p>
+      <w:pPr/>
+      <w:r>
+        <w:rPr>
+          <w:lang w:val="en_US" w:bidi="en_US"/>
+        </w:rPr>
+      </w:r>
+    </w:p>
+    <w:p>
+      <w:pPr>
+        <w:pStyle w:val="Heading2"/>
+      </w:pPr>
+      <w:r>
+        <w:rPr>
+          <w:lang w:val="en_US" w:bidi="en_US"/>
+        </w:rPr>
+        <w:t>Exodus 2:2 (#1)</w:t>
       </w:r>
       <w:r>
         <w:rPr>
@@ -878,7 +878,7 @@
         <w:rPr>
           <w:lang w:val="en_US" w:bidi="en_US"/>
         </w:rPr>
-        <w:t>Exodus 2:3</w:t>
+        <w:t>Exodus 2:3 (#1)</w:t>
       </w:r>
       <w:r>
         <w:rPr>
@@ -941,7 +941,7 @@
         <w:rPr>
           <w:lang w:val="en_US" w:bidi="en_US"/>
         </w:rPr>
-        <w:t>Exodus 2:4</w:t>
+        <w:t>Exodus 2:4 (#1)</w:t>
       </w:r>
       <w:r>
         <w:rPr>
@@ -1004,7 +1004,7 @@
         <w:rPr>
           <w:lang w:val="en_US" w:bidi="en_US"/>
         </w:rPr>
-        <w:t>Exodus 2:5</w:t>
+        <w:t>Exodus 2:5 (#1)</w:t>
       </w:r>
       <w:r>
         <w:rPr>
@@ -1067,7 +1067,7 @@
         <w:rPr>
           <w:lang w:val="en_US" w:bidi="en_US"/>
         </w:rPr>
-        <w:t>Exodus 2:7–8</w:t>
+        <w:t>Exodus 2:7–8 (#1)</w:t>
       </w:r>
       <w:r>
         <w:rPr>
@@ -1130,7 +1130,7 @@
         <w:rPr>
           <w:lang w:val="en_US" w:bidi="en_US"/>
         </w:rPr>
-        <w:t>Exodus 2:10</w:t>
+        <w:t>Exodus 2:10 (#1)</w:t>
       </w:r>
       <w:r>
         <w:rPr>
@@ -1193,7 +1193,7 @@
         <w:rPr>
           <w:lang w:val="en_US" w:bidi="en_US"/>
         </w:rPr>
-        <w:t>Exodus 2:12</w:t>
+        <w:t>Exodus 2:12 (#1)</w:t>
       </w:r>
       <w:r>
         <w:rPr>
@@ -1256,27 +1256,27 @@
         <w:rPr>
           <w:lang w:val="en_US" w:bidi="en_US"/>
         </w:rPr>
-        <w:t>Exodus 2:13</w:t>
-      </w:r>
-      <w:r>
-        <w:rPr>
-          <w:lang w:val="en_US" w:bidi="en_US"/>
-        </w:rPr>
-      </w:r>
-    </w:p>
-    <w:p>
-      <w:pPr/>
-      <w:r>
-        <w:rPr>
-          <w:lang w:val="en_US" w:bidi="en_US"/>
-        </w:rPr>
-      </w:r>
-      <w:r>
-        <w:rPr>
-          <w:b/>
-          <w:lang w:val="en_US" w:bidi="en_US"/>
-        </w:rPr>
-        <w:t>When two Hebrew men were fighting, whom did Moses ask, “Why are you hitting your companion?”</w:t>
+        <w:t>Exodus 2:13 (#1)</w:t>
+      </w:r>
+      <w:r>
+        <w:rPr>
+          <w:lang w:val="en_US" w:bidi="en_US"/>
+        </w:rPr>
+      </w:r>
+    </w:p>
+    <w:p>
+      <w:pPr/>
+      <w:r>
+        <w:rPr>
+          <w:lang w:val="en_US" w:bidi="en_US"/>
+        </w:rPr>
+      </w:r>
+      <w:r>
+        <w:rPr>
+          <w:b/>
+          <w:lang w:val="en_US" w:bidi="en_US"/>
+        </w:rPr>
+        <w:t>When two Hebrew men were fighting, whom did Moses ask, “Why are you hitting your companion?”?</w:t>
       </w:r>
     </w:p>
     <w:p>
@@ -1319,7 +1319,7 @@
         <w:rPr>
           <w:lang w:val="en_US" w:bidi="en_US"/>
         </w:rPr>
-        <w:t>Exodus 2:15</w:t>
+        <w:t>Exodus 2:15 (#1)</w:t>
       </w:r>
       <w:r>
         <w:rPr>
@@ -1382,7 +1382,7 @@
         <w:rPr>
           <w:lang w:val="en_US" w:bidi="en_US"/>
         </w:rPr>
-        <w:t>Exodus 2:17</w:t>
+        <w:t>Exodus 2:17 (#1)</w:t>
       </w:r>
       <w:r>
         <w:rPr>
@@ -1445,7 +1445,7 @@
         <w:rPr>
           <w:lang w:val="en_US" w:bidi="en_US"/>
         </w:rPr>
-        <w:t>Exodus 2:24</w:t>
+        <w:t>Exodus 2:24 (#1)</w:t>
       </w:r>
       <w:r>
         <w:rPr>
@@ -1508,7 +1508,7 @@
         <w:rPr>
           <w:lang w:val="en_US" w:bidi="en_US"/>
         </w:rPr>
-        <w:t>Exodus 3:1</w:t>
+        <w:t>Exodus 3:1 (#1)</w:t>
       </w:r>
       <w:r>
         <w:rPr>
@@ -1542,36 +1542,36 @@
         <w:rPr>
           <w:lang w:val="en_US" w:bidi="en_US"/>
         </w:rPr>
-        <w:t>Jethro, the priest of Midian, was Moses’ father-in-law</w:t>
-      </w:r>
-      <w:r>
-        <w:rPr>
-          <w:lang w:val="en_US" w:bidi="en_US"/>
-        </w:rPr>
-      </w:r>
-      <w:r>
-        <w:rPr>
-          <w:lang w:val="en_US" w:bidi="en_US"/>
-        </w:rPr>
-      </w:r>
-    </w:p>
-    <w:p>
-      <w:pPr/>
-      <w:r>
-        <w:rPr>
-          <w:lang w:val="en_US" w:bidi="en_US"/>
-        </w:rPr>
-      </w:r>
-    </w:p>
-    <w:p>
-      <w:pPr>
-        <w:pStyle w:val="Heading2"/>
-      </w:pPr>
-      <w:r>
-        <w:rPr>
-          <w:lang w:val="en_US" w:bidi="en_US"/>
-        </w:rPr>
-        <w:t>Exodus 3:2</w:t>
+        <w:t>Jethro, the priest of Midian, was Moses’ father-in-law.</w:t>
+      </w:r>
+      <w:r>
+        <w:rPr>
+          <w:lang w:val="en_US" w:bidi="en_US"/>
+        </w:rPr>
+      </w:r>
+      <w:r>
+        <w:rPr>
+          <w:lang w:val="en_US" w:bidi="en_US"/>
+        </w:rPr>
+      </w:r>
+    </w:p>
+    <w:p>
+      <w:pPr/>
+      <w:r>
+        <w:rPr>
+          <w:lang w:val="en_US" w:bidi="en_US"/>
+        </w:rPr>
+      </w:r>
+    </w:p>
+    <w:p>
+      <w:pPr>
+        <w:pStyle w:val="Heading2"/>
+      </w:pPr>
+      <w:r>
+        <w:rPr>
+          <w:lang w:val="en_US" w:bidi="en_US"/>
+        </w:rPr>
+        <w:t>Exodus 3:2 (#1)</w:t>
       </w:r>
       <w:r>
         <w:rPr>
@@ -1634,7 +1634,7 @@
         <w:rPr>
           <w:lang w:val="en_US" w:bidi="en_US"/>
         </w:rPr>
-        <w:t>Exodus 3:4</w:t>
+        <w:t>Exodus 3:4 (#1)</w:t>
       </w:r>
       <w:r>
         <w:rPr>
@@ -1668,36 +1668,36 @@
         <w:rPr>
           <w:lang w:val="en_US" w:bidi="en_US"/>
         </w:rPr>
-        <w:t>God called to Moses out of the bush</w:t>
-      </w:r>
-      <w:r>
-        <w:rPr>
-          <w:lang w:val="en_US" w:bidi="en_US"/>
-        </w:rPr>
-      </w:r>
-      <w:r>
-        <w:rPr>
-          <w:lang w:val="en_US" w:bidi="en_US"/>
-        </w:rPr>
-      </w:r>
-    </w:p>
-    <w:p>
-      <w:pPr/>
-      <w:r>
-        <w:rPr>
-          <w:lang w:val="en_US" w:bidi="en_US"/>
-        </w:rPr>
-      </w:r>
-    </w:p>
-    <w:p>
-      <w:pPr>
-        <w:pStyle w:val="Heading2"/>
-      </w:pPr>
-      <w:r>
-        <w:rPr>
-          <w:lang w:val="en_US" w:bidi="en_US"/>
-        </w:rPr>
-        <w:t>Exodus 3:5</w:t>
+        <w:t>God called to Moses out of the bush.</w:t>
+      </w:r>
+      <w:r>
+        <w:rPr>
+          <w:lang w:val="en_US" w:bidi="en_US"/>
+        </w:rPr>
+      </w:r>
+      <w:r>
+        <w:rPr>
+          <w:lang w:val="en_US" w:bidi="en_US"/>
+        </w:rPr>
+      </w:r>
+    </w:p>
+    <w:p>
+      <w:pPr/>
+      <w:r>
+        <w:rPr>
+          <w:lang w:val="en_US" w:bidi="en_US"/>
+        </w:rPr>
+      </w:r>
+    </w:p>
+    <w:p>
+      <w:pPr>
+        <w:pStyle w:val="Heading2"/>
+      </w:pPr>
+      <w:r>
+        <w:rPr>
+          <w:lang w:val="en_US" w:bidi="en_US"/>
+        </w:rPr>
+        <w:t>Exodus 3:5 (#1)</w:t>
       </w:r>
       <w:r>
         <w:rPr>
@@ -1760,7 +1760,7 @@
         <w:rPr>
           <w:lang w:val="en_US" w:bidi="en_US"/>
         </w:rPr>
-        <w:t>Exodus 3:8</w:t>
+        <w:t>Exodus 3:8 (#1)</w:t>
       </w:r>
       <w:r>
         <w:rPr>
@@ -1823,7 +1823,7 @@
         <w:rPr>
           <w:lang w:val="en_US" w:bidi="en_US"/>
         </w:rPr>
-        <w:t>Exodus 3:10</w:t>
+        <w:t>Exodus 3:10 (#1)</w:t>
       </w:r>
       <w:r>
         <w:rPr>
@@ -1886,7 +1886,7 @@
         <w:rPr>
           <w:lang w:val="en_US" w:bidi="en_US"/>
         </w:rPr>
-        <w:t>Exodus 3:12</w:t>
+        <w:t>Exodus 3:12 (#1)</w:t>
       </w:r>
       <w:r>
         <w:rPr>
@@ -1949,7 +1949,7 @@
         <w:rPr>
           <w:lang w:val="en_US" w:bidi="en_US"/>
         </w:rPr>
-        <w:t>Exodus 3:14</w:t>
+        <w:t>Exodus 3:14 (#1)</w:t>
       </w:r>
       <w:r>
         <w:rPr>
@@ -2012,7 +2012,7 @@
         <w:rPr>
           <w:lang w:val="en_US" w:bidi="en_US"/>
         </w:rPr>
-        <w:t>Exodus 3:18</w:t>
+        <w:t>Exodus 3:18 (#1)</w:t>
       </w:r>
       <w:r>
         <w:rPr>
@@ -2075,7 +2075,7 @@
         <w:rPr>
           <w:lang w:val="en_US" w:bidi="en_US"/>
         </w:rPr>
-        <w:t>Exodus 3:19</w:t>
+        <w:t>Exodus 3:19 (#1)</w:t>
       </w:r>
       <w:r>
         <w:rPr>
@@ -2138,7 +2138,7 @@
         <w:rPr>
           <w:lang w:val="en_US" w:bidi="en_US"/>
         </w:rPr>
-        <w:t>Exodus 4:2</w:t>
+        <w:t>Exodus 4:2 (#1)</w:t>
       </w:r>
       <w:r>
         <w:rPr>
@@ -2201,7 +2201,7 @@
         <w:rPr>
           <w:lang w:val="en_US" w:bidi="en_US"/>
         </w:rPr>
-        <w:t>Exodus 4:4</w:t>
+        <w:t>Exodus 4:4 (#1)</w:t>
       </w:r>
       <w:r>
         <w:rPr>
@@ -2327,7 +2327,7 @@
         <w:rPr>
           <w:lang w:val="en_US" w:bidi="en_US"/>
         </w:rPr>
-        <w:t>Exodus 4:6</w:t>
+        <w:t>Exodus 4:6 (#1)</w:t>
       </w:r>
       <w:r>
         <w:rPr>
@@ -2390,7 +2390,7 @@
         <w:rPr>
           <w:lang w:val="en_US" w:bidi="en_US"/>
         </w:rPr>
-        <w:t>Exodus 4:12</w:t>
+        <w:t>Exodus 4:12 (#1)</w:t>
       </w:r>
       <w:r>
         <w:rPr>
@@ -2453,7 +2453,7 @@
         <w:rPr>
           <w:lang w:val="en_US" w:bidi="en_US"/>
         </w:rPr>
-        <w:t>Exodus 4:14</w:t>
+        <w:t>Exodus 4:14 (#1)</w:t>
       </w:r>
       <w:r>
         <w:rPr>
@@ -2516,7 +2516,7 @@
         <w:rPr>
           <w:lang w:val="en_US" w:bidi="en_US"/>
         </w:rPr>
-        <w:t>Exodus 4:16</w:t>
+        <w:t>Exodus 4:16 (#1)</w:t>
       </w:r>
       <w:r>
         <w:rPr>
@@ -2579,7 +2579,7 @@
         <w:rPr>
           <w:lang w:val="en_US" w:bidi="en_US"/>
         </w:rPr>
-        <w:t>Exodus 4:19</w:t>
+        <w:t>Exodus 4:19 (#1)</w:t>
       </w:r>
       <w:r>
         <w:rPr>
@@ -2642,7 +2642,7 @@
         <w:rPr>
           <w:lang w:val="en_US" w:bidi="en_US"/>
         </w:rPr>
-        <w:t>Exodus 4:21</w:t>
+        <w:t>Exodus 4:21 (#1)</w:t>
       </w:r>
       <w:r>
         <w:rPr>
@@ -2705,7 +2705,7 @@
         <w:rPr>
           <w:lang w:val="en_US" w:bidi="en_US"/>
         </w:rPr>
-        <w:t>Exodus 4:22–23</w:t>
+        <w:t>Exodus 4:22–23 (#1)</w:t>
       </w:r>
       <w:r>
         <w:rPr>
@@ -2768,7 +2768,7 @@
         <w:rPr>
           <w:lang w:val="en_US" w:bidi="en_US"/>
         </w:rPr>
-        <w:t>Exodus 4:24</w:t>
+        <w:t>Exodus 4:24 (#1)</w:t>
       </w:r>
       <w:r>
         <w:rPr>
@@ -2831,7 +2831,7 @@
         <w:rPr>
           <w:lang w:val="en_US" w:bidi="en_US"/>
         </w:rPr>
-        <w:t>Exodus 4:27</w:t>
+        <w:t>Exodus 4:27 (#1)</w:t>
       </w:r>
       <w:r>
         <w:rPr>
@@ -2894,7 +2894,7 @@
         <w:rPr>
           <w:lang w:val="en_US" w:bidi="en_US"/>
         </w:rPr>
-        <w:t>Exodus 4:30</w:t>
+        <w:t>Exodus 4:30 (#1)</w:t>
       </w:r>
       <w:r>
         <w:rPr>
@@ -2957,7 +2957,7 @@
         <w:rPr>
           <w:lang w:val="en_US" w:bidi="en_US"/>
         </w:rPr>
-        <w:t>Exodus 5:1</w:t>
+        <w:t>Exodus 5:1 (#1)</w:t>
       </w:r>
       <w:r>
         <w:rPr>
@@ -3020,7 +3020,7 @@
         <w:rPr>
           <w:lang w:val="en_US" w:bidi="en_US"/>
         </w:rPr>
-        <w:t>Exodus 5:3</w:t>
+        <w:t>Exodus 5:3 (#1)</w:t>
       </w:r>
       <w:r>
         <w:rPr>
@@ -3083,7 +3083,7 @@
         <w:rPr>
           <w:lang w:val="en_US" w:bidi="en_US"/>
         </w:rPr>
-        <w:t>Exodus 5:6–7</w:t>
+        <w:t>Exodus 5:6–7 (#1)</w:t>
       </w:r>
       <w:r>
         <w:rPr>
@@ -3146,7 +3146,7 @@
         <w:rPr>
           <w:lang w:val="en_US" w:bidi="en_US"/>
         </w:rPr>
-        <w:t>Exodus 5:11</w:t>
+        <w:t>Exodus 5:11 (#1)</w:t>
       </w:r>
       <w:r>
         <w:rPr>
@@ -3209,7 +3209,7 @@
         <w:rPr>
           <w:lang w:val="en_US" w:bidi="en_US"/>
         </w:rPr>
-        <w:t>Exodus 5:14</w:t>
+        <w:t>Exodus 5:14 (#1)</w:t>
       </w:r>
       <w:r>
         <w:rPr>
@@ -3272,7 +3272,7 @@
         <w:rPr>
           <w:lang w:val="en_US" w:bidi="en_US"/>
         </w:rPr>
-        <w:t>Exodus 5:15–16</w:t>
+        <w:t>Exodus 5:15–16 (#1)</w:t>
       </w:r>
       <w:r>
         <w:rPr>
@@ -3335,7 +3335,7 @@
         <w:rPr>
           <w:lang w:val="en_US" w:bidi="en_US"/>
         </w:rPr>
-        <w:t>Exodus 5:20</w:t>
+        <w:t>Exodus 5:20 (#1)</w:t>
       </w:r>
       <w:r>
         <w:rPr>
@@ -3398,7 +3398,7 @@
         <w:rPr>
           <w:lang w:val="en_US" w:bidi="en_US"/>
         </w:rPr>
-        <w:t>Exodus 5:22</w:t>
+        <w:t>Exodus 5:22 (#1)</w:t>
       </w:r>
       <w:r>
         <w:rPr>
@@ -3461,7 +3461,7 @@
         <w:rPr>
           <w:lang w:val="en_US" w:bidi="en_US"/>
         </w:rPr>
-        <w:t>Exodus 6:1</w:t>
+        <w:t>Exodus 6:1 (#1)</w:t>
       </w:r>
       <w:r>
         <w:rPr>
@@ -3524,7 +3524,7 @@
         <w:rPr>
           <w:lang w:val="en_US" w:bidi="en_US"/>
         </w:rPr>
-        <w:t>Exodus 6:2</w:t>
+        <w:t>Exodus 6:2 (#1)</w:t>
       </w:r>
       <w:r>
         <w:rPr>
@@ -3587,7 +3587,7 @@
         <w:rPr>
           <w:lang w:val="en_US" w:bidi="en_US"/>
         </w:rPr>
-        <w:t>Exodus 6:5</w:t>
+        <w:t>Exodus 6:5 (#1)</w:t>
       </w:r>
       <w:r>
         <w:rPr>
@@ -3650,7 +3650,7 @@
         <w:rPr>
           <w:lang w:val="en_US" w:bidi="en_US"/>
         </w:rPr>
-        <w:t>Exodus 6:8</w:t>
+        <w:t>Exodus 6:8 (#1)</w:t>
       </w:r>
       <w:r>
         <w:rPr>
@@ -3713,7 +3713,7 @@
         <w:rPr>
           <w:lang w:val="en_US" w:bidi="en_US"/>
         </w:rPr>
-        <w:t>Exodus 6:12</w:t>
+        <w:t>Exodus 6:12 (#1)</w:t>
       </w:r>
       <w:r>
         <w:rPr>
@@ -3776,7 +3776,7 @@
         <w:rPr>
           <w:lang w:val="en_US" w:bidi="en_US"/>
         </w:rPr>
-        <w:t>Exodus 6:18</w:t>
+        <w:t>Exodus 6:18 (#1)</w:t>
       </w:r>
       <w:r>
         <w:rPr>
@@ -3810,36 +3810,36 @@
         <w:rPr>
           <w:lang w:val="en_US" w:bidi="en_US"/>
         </w:rPr>
-        <w:t>Kohath lived until he was 133 years old</w:t>
-      </w:r>
-      <w:r>
-        <w:rPr>
-          <w:lang w:val="en_US" w:bidi="en_US"/>
-        </w:rPr>
-      </w:r>
-      <w:r>
-        <w:rPr>
-          <w:lang w:val="en_US" w:bidi="en_US"/>
-        </w:rPr>
-      </w:r>
-    </w:p>
-    <w:p>
-      <w:pPr/>
-      <w:r>
-        <w:rPr>
-          <w:lang w:val="en_US" w:bidi="en_US"/>
-        </w:rPr>
-      </w:r>
-    </w:p>
-    <w:p>
-      <w:pPr>
-        <w:pStyle w:val="Heading2"/>
-      </w:pPr>
-      <w:r>
-        <w:rPr>
-          <w:lang w:val="en_US" w:bidi="en_US"/>
-        </w:rPr>
-        <w:t>Exodus 6:20</w:t>
+        <w:t>Kohath lived until he was 133 years old.</w:t>
+      </w:r>
+      <w:r>
+        <w:rPr>
+          <w:lang w:val="en_US" w:bidi="en_US"/>
+        </w:rPr>
+      </w:r>
+      <w:r>
+        <w:rPr>
+          <w:lang w:val="en_US" w:bidi="en_US"/>
+        </w:rPr>
+      </w:r>
+    </w:p>
+    <w:p>
+      <w:pPr/>
+      <w:r>
+        <w:rPr>
+          <w:lang w:val="en_US" w:bidi="en_US"/>
+        </w:rPr>
+      </w:r>
+    </w:p>
+    <w:p>
+      <w:pPr>
+        <w:pStyle w:val="Heading2"/>
+      </w:pPr>
+      <w:r>
+        <w:rPr>
+          <w:lang w:val="en_US" w:bidi="en_US"/>
+        </w:rPr>
+        <w:t>Exodus 6:20 (#1)</w:t>
       </w:r>
       <w:r>
         <w:rPr>
@@ -3902,7 +3902,7 @@
         <w:rPr>
           <w:lang w:val="en_US" w:bidi="en_US"/>
         </w:rPr>
-        <w:t>Exodus 6:23</w:t>
+        <w:t>Exodus 6:23 (#1)</w:t>
       </w:r>
       <w:r>
         <w:rPr>
@@ -3965,7 +3965,7 @@
         <w:rPr>
           <w:lang w:val="en_US" w:bidi="en_US"/>
         </w:rPr>
-        <w:t>Exodus 6:26</w:t>
+        <w:t>Exodus 6:26 (#1)</w:t>
       </w:r>
       <w:r>
         <w:rPr>
@@ -4028,7 +4028,7 @@
         <w:rPr>
           <w:lang w:val="en_US" w:bidi="en_US"/>
         </w:rPr>
-        <w:t>Exodus 7:1</w:t>
+        <w:t>Exodus 7:1 (#1)</w:t>
       </w:r>
       <w:r>
         <w:rPr>
@@ -4091,7 +4091,7 @@
         <w:rPr>
           <w:lang w:val="en_US" w:bidi="en_US"/>
         </w:rPr>
-        <w:t>Exodus 7:3</w:t>
+        <w:t>Exodus 7:3 (#1)</w:t>
       </w:r>
       <w:r>
         <w:rPr>
@@ -4154,7 +4154,7 @@
         <w:rPr>
           <w:lang w:val="en_US" w:bidi="en_US"/>
         </w:rPr>
-        <w:t>Exodus 7:5</w:t>
+        <w:t>Exodus 7:5 (#1)</w:t>
       </w:r>
       <w:r>
         <w:rPr>
@@ -4217,7 +4217,7 @@
         <w:rPr>
           <w:lang w:val="en_US" w:bidi="en_US"/>
         </w:rPr>
-        <w:t>Exodus 7:9</w:t>
+        <w:t>Exodus 7:9 (#1)</w:t>
       </w:r>
       <w:r>
         <w:rPr>
@@ -4280,7 +4280,7 @@
         <w:rPr>
           <w:lang w:val="en_US" w:bidi="en_US"/>
         </w:rPr>
-        <w:t>Exodus 7:11</w:t>
+        <w:t>Exodus 7:11 (#1)</w:t>
       </w:r>
       <w:r>
         <w:rPr>
@@ -4343,7 +4343,7 @@
         <w:rPr>
           <w:lang w:val="en_US" w:bidi="en_US"/>
         </w:rPr>
-        <w:t>Exodus 7:15</w:t>
+        <w:t>Exodus 7:15 (#1)</w:t>
       </w:r>
       <w:r>
         <w:rPr>
@@ -4406,7 +4406,7 @@
         <w:rPr>
           <w:lang w:val="en_US" w:bidi="en_US"/>
         </w:rPr>
-        <w:t>Exodus 7:17</w:t>
+        <w:t>Exodus 7:17 (#1)</w:t>
       </w:r>
       <w:r>
         <w:rPr>
@@ -4469,7 +4469,7 @@
         <w:rPr>
           <w:lang w:val="en_US" w:bidi="en_US"/>
         </w:rPr>
-        <w:t>Exodus 7:19</w:t>
+        <w:t>Exodus 7:19 (#1)</w:t>
       </w:r>
       <w:r>
         <w:rPr>
@@ -4532,7 +4532,7 @@
         <w:rPr>
           <w:lang w:val="en_US" w:bidi="en_US"/>
         </w:rPr>
-        <w:t>Exodus 7:22</w:t>
+        <w:t>Exodus 7:22 (#1)</w:t>
       </w:r>
       <w:r>
         <w:rPr>
@@ -4595,7 +4595,7 @@
         <w:rPr>
           <w:lang w:val="en_US" w:bidi="en_US"/>
         </w:rPr>
-        <w:t>Exodus 7:24</w:t>
+        <w:t>Exodus 7:24 (#1)</w:t>
       </w:r>
       <w:r>
         <w:rPr>
@@ -4658,7 +4658,7 @@
         <w:rPr>
           <w:lang w:val="en_US" w:bidi="en_US"/>
         </w:rPr>
-        <w:t>Exodus 8:2</w:t>
+        <w:t>Exodus 8:2 (#1)</w:t>
       </w:r>
       <w:r>
         <w:rPr>
@@ -4721,7 +4721,7 @@
         <w:rPr>
           <w:lang w:val="en_US" w:bidi="en_US"/>
         </w:rPr>
-        <w:t>Exodus 8:3</w:t>
+        <w:t>Exodus 8:3 (#1)</w:t>
       </w:r>
       <w:r>
         <w:rPr>
@@ -4784,7 +4784,7 @@
         <w:rPr>
           <w:lang w:val="en_US" w:bidi="en_US"/>
         </w:rPr>
-        <w:t>Exodus 8:6</w:t>
+        <w:t>Exodus 8:6 (#1)</w:t>
       </w:r>
       <w:r>
         <w:rPr>
@@ -4847,7 +4847,7 @@
         <w:rPr>
           <w:lang w:val="en_US" w:bidi="en_US"/>
         </w:rPr>
-        <w:t>Exodus 8:9</w:t>
+        <w:t>Exodus 8:9 (#1)</w:t>
       </w:r>
       <w:r>
         <w:rPr>
@@ -4910,7 +4910,7 @@
         <w:rPr>
           <w:lang w:val="en_US" w:bidi="en_US"/>
         </w:rPr>
-        <w:t>Exodus 8:15</w:t>
+        <w:t>Exodus 8:15 (#1)</w:t>
       </w:r>
       <w:r>
         <w:rPr>
@@ -4973,7 +4973,7 @@
         <w:rPr>
           <w:lang w:val="en_US" w:bidi="en_US"/>
         </w:rPr>
-        <w:t>Exodus 8:17</w:t>
+        <w:t>Exodus 8:17 (#1)</w:t>
       </w:r>
       <w:r>
         <w:rPr>
@@ -5036,7 +5036,7 @@
         <w:rPr>
           <w:lang w:val="en_US" w:bidi="en_US"/>
         </w:rPr>
-        <w:t>Exodus 8:18</w:t>
+        <w:t>Exodus 8:18 (#1)</w:t>
       </w:r>
       <w:r>
         <w:rPr>
@@ -5099,7 +5099,7 @@
         <w:rPr>
           <w:lang w:val="en_US" w:bidi="en_US"/>
         </w:rPr>
-        <w:t>Exodus 8:21</w:t>
+        <w:t>Exodus 8:21 (#1)</w:t>
       </w:r>
       <w:r>
         <w:rPr>
@@ -5162,7 +5162,7 @@
         <w:rPr>
           <w:lang w:val="en_US" w:bidi="en_US"/>
         </w:rPr>
-        <w:t>Exodus 8:22</w:t>
+        <w:t>Exodus 8:22 (#1)</w:t>
       </w:r>
       <w:r>
         <w:rPr>
@@ -5225,7 +5225,7 @@
         <w:rPr>
           <w:lang w:val="en_US" w:bidi="en_US"/>
         </w:rPr>
-        <w:t>Exodus 8:25–26</w:t>
+        <w:t>Exodus 8:25–26 (#1)</w:t>
       </w:r>
       <w:r>
         <w:rPr>
@@ -5288,7 +5288,7 @@
         <w:rPr>
           <w:lang w:val="en_US" w:bidi="en_US"/>
         </w:rPr>
-        <w:t>Exodus 8:32</w:t>
+        <w:t>Exodus 8:32 (#1)</w:t>
       </w:r>
       <w:r>
         <w:rPr>
@@ -5351,7 +5351,7 @@
         <w:rPr>
           <w:lang w:val="en_US" w:bidi="en_US"/>
         </w:rPr>
-        <w:t>Exodus 9:3</w:t>
+        <w:t>Exodus 9:3 (#1)</w:t>
       </w:r>
       <w:r>
         <w:rPr>
@@ -5414,7 +5414,7 @@
         <w:rPr>
           <w:lang w:val="en_US" w:bidi="en_US"/>
         </w:rPr>
-        <w:t>Exodus 9:7</w:t>
+        <w:t>Exodus 9:7 (#1)</w:t>
       </w:r>
       <w:r>
         <w:rPr>
@@ -5477,7 +5477,7 @@
         <w:rPr>
           <w:lang w:val="en_US" w:bidi="en_US"/>
         </w:rPr>
-        <w:t>Exodus 9:8–9</w:t>
+        <w:t>Exodus 9:8–9 (#1)</w:t>
       </w:r>
       <w:r>
         <w:rPr>
@@ -5540,7 +5540,7 @@
         <w:rPr>
           <w:lang w:val="en_US" w:bidi="en_US"/>
         </w:rPr>
-        <w:t>Exodus 9:11</w:t>
+        <w:t>Exodus 9:11 (#1)</w:t>
       </w:r>
       <w:r>
         <w:rPr>
@@ -5603,7 +5603,7 @@
         <w:rPr>
           <w:lang w:val="en_US" w:bidi="en_US"/>
         </w:rPr>
-        <w:t>Exodus 9:15–16</w:t>
+        <w:t>Exodus 9:15–16 (#1)</w:t>
       </w:r>
       <w:r>
         <w:rPr>
@@ -5666,7 +5666,7 @@
         <w:rPr>
           <w:lang w:val="en_US" w:bidi="en_US"/>
         </w:rPr>
-        <w:t>Exodus 9:19</w:t>
+        <w:t>Exodus 9:19 (#1)</w:t>
       </w:r>
       <w:r>
         <w:rPr>
@@ -5729,7 +5729,7 @@
         <w:rPr>
           <w:lang w:val="en_US" w:bidi="en_US"/>
         </w:rPr>
-        <w:t>Exodus 9:20</w:t>
+        <w:t>Exodus 9:20 (#1)</w:t>
       </w:r>
       <w:r>
         <w:rPr>
@@ -5792,7 +5792,7 @@
         <w:rPr>
           <w:lang w:val="en_US" w:bidi="en_US"/>
         </w:rPr>
-        <w:t>Exodus 9:25</w:t>
+        <w:t>Exodus 9:25 (#1)</w:t>
       </w:r>
       <w:r>
         <w:rPr>
@@ -5855,7 +5855,7 @@
         <w:rPr>
           <w:lang w:val="en_US" w:bidi="en_US"/>
         </w:rPr>
-        <w:t>Exodus 9:27</w:t>
+        <w:t>Exodus 9:27 (#1)</w:t>
       </w:r>
       <w:r>
         <w:rPr>
@@ -5918,7 +5918,7 @@
         <w:rPr>
           <w:lang w:val="en_US" w:bidi="en_US"/>
         </w:rPr>
-        <w:t>Exodus 9:32</w:t>
+        <w:t>Exodus 9:32 (#1)</w:t>
       </w:r>
       <w:r>
         <w:rPr>
@@ -5981,7 +5981,7 @@
         <w:rPr>
           <w:lang w:val="en_US" w:bidi="en_US"/>
         </w:rPr>
-        <w:t>Exodus 10:1–2</w:t>
+        <w:t>Exodus 10:1–2 (#1)</w:t>
       </w:r>
       <w:r>
         <w:rPr>
@@ -6044,7 +6044,7 @@
         <w:rPr>
           <w:lang w:val="en_US" w:bidi="en_US"/>
         </w:rPr>
-        <w:t>Exodus 10:5</w:t>
+        <w:t>Exodus 10:5 (#1)</w:t>
       </w:r>
       <w:r>
         <w:rPr>
@@ -6107,7 +6107,7 @@
         <w:rPr>
           <w:lang w:val="en_US" w:bidi="en_US"/>
         </w:rPr>
-        <w:t>Exodus 10:9–11</w:t>
+        <w:t>Exodus 10:9–11 (#1)</w:t>
       </w:r>
       <w:r>
         <w:rPr>
@@ -6170,7 +6170,7 @@
         <w:rPr>
           <w:lang w:val="en_US" w:bidi="en_US"/>
         </w:rPr>
-        <w:t>Exodus 10:13</w:t>
+        <w:t>Exodus 10:13 (#1)</w:t>
       </w:r>
       <w:r>
         <w:rPr>
@@ -6233,7 +6233,7 @@
         <w:rPr>
           <w:lang w:val="en_US" w:bidi="en_US"/>
         </w:rPr>
-        <w:t>Exodus 10:16</w:t>
+        <w:t>Exodus 10:16 (#1)</w:t>
       </w:r>
       <w:r>
         <w:rPr>
@@ -6296,7 +6296,7 @@
         <w:rPr>
           <w:lang w:val="en_US" w:bidi="en_US"/>
         </w:rPr>
-        <w:t>Exodus 10:19</w:t>
+        <w:t>Exodus 10:19 (#1)</w:t>
       </w:r>
       <w:r>
         <w:rPr>
@@ -6359,7 +6359,7 @@
         <w:rPr>
           <w:lang w:val="en_US" w:bidi="en_US"/>
         </w:rPr>
-        <w:t>Exodus 10:22</w:t>
+        <w:t>Exodus 10:22 (#1)</w:t>
       </w:r>
       <w:r>
         <w:rPr>
@@ -6422,7 +6422,7 @@
         <w:rPr>
           <w:lang w:val="en_US" w:bidi="en_US"/>
         </w:rPr>
-        <w:t>Exodus 10:24</w:t>
+        <w:t>Exodus 10:24 (#1)</w:t>
       </w:r>
       <w:r>
         <w:rPr>
@@ -6485,27 +6485,27 @@
         <w:rPr>
           <w:lang w:val="en_US" w:bidi="en_US"/>
         </w:rPr>
-        <w:t>Exodus 10:28</w:t>
-      </w:r>
-      <w:r>
-        <w:rPr>
-          <w:lang w:val="en_US" w:bidi="en_US"/>
-        </w:rPr>
-      </w:r>
-    </w:p>
-    <w:p>
-      <w:pPr/>
-      <w:r>
-        <w:rPr>
-          <w:lang w:val="en_US" w:bidi="en_US"/>
-        </w:rPr>
-      </w:r>
-      <w:r>
-        <w:rPr>
-          <w:b/>
-          <w:lang w:val="en_US" w:bidi="en_US"/>
-        </w:rPr>
-        <w:t>What did Pharaoh say would happen to Moses if Moses would see Pharaoh's face again?</w:t>
+        <w:t>Exodus 10:28 (#1)</w:t>
+      </w:r>
+      <w:r>
+        <w:rPr>
+          <w:lang w:val="en_US" w:bidi="en_US"/>
+        </w:rPr>
+      </w:r>
+    </w:p>
+    <w:p>
+      <w:pPr/>
+      <w:r>
+        <w:rPr>
+          <w:lang w:val="en_US" w:bidi="en_US"/>
+        </w:rPr>
+      </w:r>
+      <w:r>
+        <w:rPr>
+          <w:b/>
+          <w:lang w:val="en_US" w:bidi="en_US"/>
+        </w:rPr>
+        <w:t>What did Pharaoh say would happen to Moses if Moses would see Pharaoh’s face again?</w:t>
       </w:r>
     </w:p>
     <w:p>
@@ -6548,7 +6548,7 @@
         <w:rPr>
           <w:lang w:val="en_US" w:bidi="en_US"/>
         </w:rPr>
-        <w:t>Exodus 11:1–2</w:t>
+        <w:t>Exodus 11:1–2 (#1)</w:t>
       </w:r>
       <w:r>
         <w:rPr>
@@ -6611,7 +6611,7 @@
         <w:rPr>
           <w:lang w:val="en_US" w:bidi="en_US"/>
         </w:rPr>
-        <w:t>Exodus 11:3</w:t>
+        <w:t>Exodus 11:3 (#1)</w:t>
       </w:r>
       <w:r>
         <w:rPr>
@@ -6674,7 +6674,7 @@
         <w:rPr>
           <w:lang w:val="en_US" w:bidi="en_US"/>
         </w:rPr>
-        <w:t>Exodus 11:5</w:t>
+        <w:t>Exodus 11:5 (#1)</w:t>
       </w:r>
       <w:r>
         <w:rPr>
@@ -6737,7 +6737,7 @@
         <w:rPr>
           <w:lang w:val="en_US" w:bidi="en_US"/>
         </w:rPr>
-        <w:t>Exodus 11:6</w:t>
+        <w:t>Exodus 11:6 (#1)</w:t>
       </w:r>
       <w:r>
         <w:rPr>
@@ -6800,7 +6800,7 @@
         <w:rPr>
           <w:lang w:val="en_US" w:bidi="en_US"/>
         </w:rPr>
-        <w:t>Exodus 12:3</w:t>
+        <w:t>Exodus 12:3 (#1)</w:t>
       </w:r>
       <w:r>
         <w:rPr>
@@ -6863,7 +6863,7 @@
         <w:rPr>
           <w:lang w:val="en_US" w:bidi="en_US"/>
         </w:rPr>
-        <w:t>Exodus 12:4</w:t>
+        <w:t>Exodus 12:4 (#1)</w:t>
       </w:r>
       <w:r>
         <w:rPr>
@@ -6926,7 +6926,7 @@
         <w:rPr>
           <w:lang w:val="en_US" w:bidi="en_US"/>
         </w:rPr>
-        <w:t>Exodus 12:6</w:t>
+        <w:t>Exodus 12:6 (#1)</w:t>
       </w:r>
       <w:r>
         <w:rPr>
@@ -6989,7 +6989,7 @@
         <w:rPr>
           <w:lang w:val="en_US" w:bidi="en_US"/>
         </w:rPr>
-        <w:t>Exodus 12:8</w:t>
+        <w:t>Exodus 12:8 (#1)</w:t>
       </w:r>
       <w:r>
         <w:rPr>
@@ -7052,7 +7052,7 @@
         <w:rPr>
           <w:lang w:val="en_US" w:bidi="en_US"/>
         </w:rPr>
-        <w:t>Exodus 12:10</w:t>
+        <w:t>Exodus 12:10 (#1)</w:t>
       </w:r>
       <w:r>
         <w:rPr>
@@ -7115,7 +7115,7 @@
         <w:rPr>
           <w:lang w:val="en_US" w:bidi="en_US"/>
         </w:rPr>
-        <w:t>Exodus 12:13</w:t>
+        <w:t>Exodus 12:13 (#1)</w:t>
       </w:r>
       <w:r>
         <w:rPr>
@@ -7178,7 +7178,7 @@
         <w:rPr>
           <w:lang w:val="en_US" w:bidi="en_US"/>
         </w:rPr>
-        <w:t>Exodus 12:15</w:t>
+        <w:t>Exodus 12:15 (#1)</w:t>
       </w:r>
       <w:r>
         <w:rPr>
@@ -7241,7 +7241,7 @@
         <w:rPr>
           <w:lang w:val="en_US" w:bidi="en_US"/>
         </w:rPr>
-        <w:t>Exodus 12:16</w:t>
+        <w:t>Exodus 12:16 (#1)</w:t>
       </w:r>
       <w:r>
         <w:rPr>
@@ -7304,7 +7304,7 @@
         <w:rPr>
           <w:lang w:val="en_US" w:bidi="en_US"/>
         </w:rPr>
-        <w:t>Exodus 12:18</w:t>
+        <w:t>Exodus 12:18 (#1)</w:t>
       </w:r>
       <w:r>
         <w:rPr>
@@ -7367,7 +7367,7 @@
         <w:rPr>
           <w:lang w:val="en_US" w:bidi="en_US"/>
         </w:rPr>
-        <w:t>Exodus 12:22</w:t>
+        <w:t>Exodus 12:22 (#1)</w:t>
       </w:r>
       <w:r>
         <w:rPr>
@@ -7430,7 +7430,7 @@
         <w:rPr>
           <w:lang w:val="en_US" w:bidi="en_US"/>
         </w:rPr>
-        <w:t>Exodus 12:23</w:t>
+        <w:t>Exodus 12:23 (#1)</w:t>
       </w:r>
       <w:r>
         <w:rPr>
@@ -7493,7 +7493,7 @@
         <w:rPr>
           <w:lang w:val="en_US" w:bidi="en_US"/>
         </w:rPr>
-        <w:t>Exodus 12:26–27</w:t>
+        <w:t>Exodus 12:26–27 (#1)</w:t>
       </w:r>
       <w:r>
         <w:rPr>
@@ -7527,36 +7527,36 @@
         <w:rPr>
           <w:lang w:val="en_US" w:bidi="en_US"/>
         </w:rPr>
-        <w:t>The Israelites were to tell their children that their service was a sacrifice of Yahweh’s Passover because Yahweh passed over the Israelites’ houses in Egypt when he attacked the Egyptians and rescued their households.</w:t>
-      </w:r>
-      <w:r>
-        <w:rPr>
-          <w:lang w:val="en_US" w:bidi="en_US"/>
-        </w:rPr>
-      </w:r>
-      <w:r>
-        <w:rPr>
-          <w:lang w:val="en_US" w:bidi="en_US"/>
-        </w:rPr>
-      </w:r>
-    </w:p>
-    <w:p>
-      <w:pPr/>
-      <w:r>
-        <w:rPr>
-          <w:lang w:val="en_US" w:bidi="en_US"/>
-        </w:rPr>
-      </w:r>
-    </w:p>
-    <w:p>
-      <w:pPr>
-        <w:pStyle w:val="Heading2"/>
-      </w:pPr>
-      <w:r>
-        <w:rPr>
-          <w:lang w:val="en_US" w:bidi="en_US"/>
-        </w:rPr>
-        <w:t>Exodus 12:30</w:t>
+        <w:t>The Israelites were tell their children that their service was a sacrifice of Yahweh’s Passover, because Yahweh passed over the Israelites’ houses in Egypt when he attacked the Egyptians and rescued their households.</w:t>
+      </w:r>
+      <w:r>
+        <w:rPr>
+          <w:lang w:val="en_US" w:bidi="en_US"/>
+        </w:rPr>
+      </w:r>
+      <w:r>
+        <w:rPr>
+          <w:lang w:val="en_US" w:bidi="en_US"/>
+        </w:rPr>
+      </w:r>
+    </w:p>
+    <w:p>
+      <w:pPr/>
+      <w:r>
+        <w:rPr>
+          <w:lang w:val="en_US" w:bidi="en_US"/>
+        </w:rPr>
+      </w:r>
+    </w:p>
+    <w:p>
+      <w:pPr>
+        <w:pStyle w:val="Heading2"/>
+      </w:pPr>
+      <w:r>
+        <w:rPr>
+          <w:lang w:val="en_US" w:bidi="en_US"/>
+        </w:rPr>
+        <w:t>Exodus 12:30 (#1)</w:t>
       </w:r>
       <w:r>
         <w:rPr>
@@ -7619,7 +7619,7 @@
         <w:rPr>
           <w:lang w:val="en_US" w:bidi="en_US"/>
         </w:rPr>
-        <w:t>Exodus 12:35</w:t>
+        <w:t>Exodus 12:35 (#1)</w:t>
       </w:r>
       <w:r>
         <w:rPr>
@@ -7682,7 +7682,7 @@
         <w:rPr>
           <w:lang w:val="en_US" w:bidi="en_US"/>
         </w:rPr>
-        <w:t>Exodus 12:39</w:t>
+        <w:t>Exodus 12:39 (#1)</w:t>
       </w:r>
       <w:r>
         <w:rPr>
@@ -7745,7 +7745,7 @@
         <w:rPr>
           <w:lang w:val="en_US" w:bidi="en_US"/>
         </w:rPr>
-        <w:t>Exodus 12:41</w:t>
+        <w:t>Exodus 12:41 (#1)</w:t>
       </w:r>
       <w:r>
         <w:rPr>
@@ -7808,7 +7808,7 @@
         <w:rPr>
           <w:lang w:val="en_US" w:bidi="en_US"/>
         </w:rPr>
-        <w:t>Exodus 12:43</w:t>
+        <w:t>Exodus 12:43 (#1)</w:t>
       </w:r>
       <w:r>
         <w:rPr>
@@ -7871,7 +7871,7 @@
         <w:rPr>
           <w:lang w:val="en_US" w:bidi="en_US"/>
         </w:rPr>
-        <w:t>Exodus 12:48</w:t>
+        <w:t>Exodus 12:48 (#1)</w:t>
       </w:r>
       <w:r>
         <w:rPr>
@@ -7934,7 +7934,7 @@
         <w:rPr>
           <w:lang w:val="en_US" w:bidi="en_US"/>
         </w:rPr>
-        <w:t>Exodus 13:1–2</w:t>
+        <w:t>Exodus 13:1–2 (#1)</w:t>
       </w:r>
       <w:r>
         <w:rPr>
@@ -7997,7 +7997,7 @@
         <w:rPr>
           <w:lang w:val="en_US" w:bidi="en_US"/>
         </w:rPr>
-        <w:t>Exodus 13:4</w:t>
+        <w:t>Exodus 13:4 (#1)</w:t>
       </w:r>
       <w:r>
         <w:rPr>
@@ -8060,7 +8060,7 @@
         <w:rPr>
           <w:lang w:val="en_US" w:bidi="en_US"/>
         </w:rPr>
-        <w:t>Exodus 13:9</w:t>
+        <w:t>Exodus 13:9 (#1)</w:t>
       </w:r>
       <w:r>
         <w:rPr>
@@ -8123,7 +8123,7 @@
         <w:rPr>
           <w:lang w:val="en_US" w:bidi="en_US"/>
         </w:rPr>
-        <w:t>Exodus 13:13</w:t>
+        <w:t>Exodus 13:13 (#1)</w:t>
       </w:r>
       <w:r>
         <w:rPr>
@@ -8186,7 +8186,7 @@
         <w:rPr>
           <w:lang w:val="en_US" w:bidi="en_US"/>
         </w:rPr>
-        <w:t>Exodus 13:17</w:t>
+        <w:t>Exodus 13:17 (#1)</w:t>
       </w:r>
       <w:r>
         <w:rPr>
@@ -8249,7 +8249,7 @@
         <w:rPr>
           <w:lang w:val="en_US" w:bidi="en_US"/>
         </w:rPr>
-        <w:t>Exodus 13:19</w:t>
+        <w:t>Exodus 13:19 (#1)</w:t>
       </w:r>
       <w:r>
         <w:rPr>
@@ -8283,36 +8283,36 @@
         <w:rPr>
           <w:lang w:val="en_US" w:bidi="en_US"/>
         </w:rPr>
-        <w:t>Joseph had made the Israelites solemnly swear, “You must carry away my bones with you”.</w:t>
-      </w:r>
-      <w:r>
-        <w:rPr>
-          <w:lang w:val="en_US" w:bidi="en_US"/>
-        </w:rPr>
-      </w:r>
-      <w:r>
-        <w:rPr>
-          <w:lang w:val="en_US" w:bidi="en_US"/>
-        </w:rPr>
-      </w:r>
-    </w:p>
-    <w:p>
-      <w:pPr/>
-      <w:r>
-        <w:rPr>
-          <w:lang w:val="en_US" w:bidi="en_US"/>
-        </w:rPr>
-      </w:r>
-    </w:p>
-    <w:p>
-      <w:pPr>
-        <w:pStyle w:val="Heading2"/>
-      </w:pPr>
-      <w:r>
-        <w:rPr>
-          <w:lang w:val="en_US" w:bidi="en_US"/>
-        </w:rPr>
-        <w:t>Exodus 13:21</w:t>
+        <w:t>Joseph had made the Israelites solemnly swear, “You must carry away my bones with you.”</w:t>
+      </w:r>
+      <w:r>
+        <w:rPr>
+          <w:lang w:val="en_US" w:bidi="en_US"/>
+        </w:rPr>
+      </w:r>
+      <w:r>
+        <w:rPr>
+          <w:lang w:val="en_US" w:bidi="en_US"/>
+        </w:rPr>
+      </w:r>
+    </w:p>
+    <w:p>
+      <w:pPr/>
+      <w:r>
+        <w:rPr>
+          <w:lang w:val="en_US" w:bidi="en_US"/>
+        </w:rPr>
+      </w:r>
+    </w:p>
+    <w:p>
+      <w:pPr>
+        <w:pStyle w:val="Heading2"/>
+      </w:pPr>
+      <w:r>
+        <w:rPr>
+          <w:lang w:val="en_US" w:bidi="en_US"/>
+        </w:rPr>
+        <w:t>Exodus 13:21 (#1)</w:t>
       </w:r>
       <w:r>
         <w:rPr>
@@ -8375,7 +8375,7 @@
         <w:rPr>
           <w:lang w:val="en_US" w:bidi="en_US"/>
         </w:rPr>
-        <w:t>Exodus 14:5</w:t>
+        <w:t>Exodus 14:5 (#1)</w:t>
       </w:r>
       <w:r>
         <w:rPr>
@@ -8438,7 +8438,7 @@
         <w:rPr>
           <w:lang w:val="en_US" w:bidi="en_US"/>
         </w:rPr>
-        <w:t>Exodus 14:9</w:t>
+        <w:t>Exodus 14:9 (#1)</w:t>
       </w:r>
       <w:r>
         <w:rPr>
@@ -8501,7 +8501,7 @@
         <w:rPr>
           <w:lang w:val="en_US" w:bidi="en_US"/>
         </w:rPr>
-        <w:t>Exodus 14:12</w:t>
+        <w:t>Exodus 14:12 (#1)</w:t>
       </w:r>
       <w:r>
         <w:rPr>
@@ -8564,7 +8564,7 @@
         <w:rPr>
           <w:lang w:val="en_US" w:bidi="en_US"/>
         </w:rPr>
-        <w:t>Exodus 14:14</w:t>
+        <w:t>Exodus 14:14 (#1)</w:t>
       </w:r>
       <w:r>
         <w:rPr>
@@ -8627,7 +8627,7 @@
         <w:rPr>
           <w:lang w:val="en_US" w:bidi="en_US"/>
         </w:rPr>
-        <w:t>Exodus 14:17</w:t>
+        <w:t>Exodus 14:17 (#1)</w:t>
       </w:r>
       <w:r>
         <w:rPr>
@@ -8690,7 +8690,7 @@
         <w:rPr>
           <w:lang w:val="en_US" w:bidi="en_US"/>
         </w:rPr>
-        <w:t>Exodus 14:20</w:t>
+        <w:t>Exodus 14:20 (#1)</w:t>
       </w:r>
       <w:r>
         <w:rPr>
@@ -8753,7 +8753,7 @@
         <w:rPr>
           <w:lang w:val="en_US" w:bidi="en_US"/>
         </w:rPr>
-        <w:t>Exodus 14:21</w:t>
+        <w:t>Exodus 14:21 (#1)</w:t>
       </w:r>
       <w:r>
         <w:rPr>
@@ -8816,7 +8816,7 @@
         <w:rPr>
           <w:lang w:val="en_US" w:bidi="en_US"/>
         </w:rPr>
-        <w:t>Exodus 14:24</w:t>
+        <w:t>Exodus 14:24 (#1)</w:t>
       </w:r>
       <w:r>
         <w:rPr>
@@ -8879,7 +8879,7 @@
         <w:rPr>
           <w:lang w:val="en_US" w:bidi="en_US"/>
         </w:rPr>
-        <w:t>Exodus 14:28</w:t>
+        <w:t>Exodus 14:28 (#1)</w:t>
       </w:r>
       <w:r>
         <w:rPr>
@@ -8913,36 +8913,36 @@
         <w:rPr>
           <w:lang w:val="en_US" w:bidi="en_US"/>
         </w:rPr>
-        <w:t>Not one of Pharaoh's soldiers survived crossing the sea.</w:t>
-      </w:r>
-      <w:r>
-        <w:rPr>
-          <w:lang w:val="en_US" w:bidi="en_US"/>
-        </w:rPr>
-      </w:r>
-      <w:r>
-        <w:rPr>
-          <w:lang w:val="en_US" w:bidi="en_US"/>
-        </w:rPr>
-      </w:r>
-    </w:p>
-    <w:p>
-      <w:pPr/>
-      <w:r>
-        <w:rPr>
-          <w:lang w:val="en_US" w:bidi="en_US"/>
-        </w:rPr>
-      </w:r>
-    </w:p>
-    <w:p>
-      <w:pPr>
-        <w:pStyle w:val="Heading2"/>
-      </w:pPr>
-      <w:r>
-        <w:rPr>
-          <w:lang w:val="en_US" w:bidi="en_US"/>
-        </w:rPr>
-        <w:t>Exodus 14:31</w:t>
+        <w:t>Not one of Pharaoh’s soldiers survived crossing the sea.</w:t>
+      </w:r>
+      <w:r>
+        <w:rPr>
+          <w:lang w:val="en_US" w:bidi="en_US"/>
+        </w:rPr>
+      </w:r>
+      <w:r>
+        <w:rPr>
+          <w:lang w:val="en_US" w:bidi="en_US"/>
+        </w:rPr>
+      </w:r>
+    </w:p>
+    <w:p>
+      <w:pPr/>
+      <w:r>
+        <w:rPr>
+          <w:lang w:val="en_US" w:bidi="en_US"/>
+        </w:rPr>
+      </w:r>
+    </w:p>
+    <w:p>
+      <w:pPr>
+        <w:pStyle w:val="Heading2"/>
+      </w:pPr>
+      <w:r>
+        <w:rPr>
+          <w:lang w:val="en_US" w:bidi="en_US"/>
+        </w:rPr>
+        <w:t>Exodus 14:31 (#1)</w:t>
       </w:r>
       <w:r>
         <w:rPr>
@@ -9005,7 +9005,7 @@
         <w:rPr>
           <w:lang w:val="en_US" w:bidi="en_US"/>
         </w:rPr>
-        <w:t>Exodus 15:1</w:t>
+        <w:t>Exodus 15:1 (#1)</w:t>
       </w:r>
       <w:r>
         <w:rPr>
@@ -9068,7 +9068,7 @@
         <w:rPr>
           <w:lang w:val="en_US" w:bidi="en_US"/>
         </w:rPr>
-        <w:t>Exodus 15:5</w:t>
+        <w:t>Exodus 15:5 (#1)</w:t>
       </w:r>
       <w:r>
         <w:rPr>
@@ -9131,7 +9131,7 @@
         <w:rPr>
           <w:lang w:val="en_US" w:bidi="en_US"/>
         </w:rPr>
-        <w:t>Exodus 15:8</w:t>
+        <w:t>Exodus 15:8 (#1)</w:t>
       </w:r>
       <w:r>
         <w:rPr>
@@ -9194,7 +9194,7 @@
         <w:rPr>
           <w:lang w:val="en_US" w:bidi="en_US"/>
         </w:rPr>
-        <w:t>Exodus 15:13</w:t>
+        <w:t>Exodus 15:13 (#1)</w:t>
       </w:r>
       <w:r>
         <w:rPr>
@@ -9257,7 +9257,7 @@
         <w:rPr>
           <w:lang w:val="en_US" w:bidi="en_US"/>
         </w:rPr>
-        <w:t>Exodus 15:14</w:t>
+        <w:t>Exodus 15:14 (#1)</w:t>
       </w:r>
       <w:r>
         <w:rPr>
@@ -9320,7 +9320,7 @@
         <w:rPr>
           <w:lang w:val="en_US" w:bidi="en_US"/>
         </w:rPr>
-        <w:t>Exodus 15:17</w:t>
+        <w:t>Exodus 15:17 (#1)</w:t>
       </w:r>
       <w:r>
         <w:rPr>
@@ -9383,7 +9383,7 @@
         <w:rPr>
           <w:lang w:val="en_US" w:bidi="en_US"/>
         </w:rPr>
-        <w:t>Exodus 15:20</w:t>
+        <w:t>Exodus 15:20 (#1)</w:t>
       </w:r>
       <w:r>
         <w:rPr>
@@ -9446,7 +9446,7 @@
         <w:rPr>
           <w:lang w:val="en_US" w:bidi="en_US"/>
         </w:rPr>
-        <w:t>Exodus 15:23</w:t>
+        <w:t>Exodus 15:23 (#1)</w:t>
       </w:r>
       <w:r>
         <w:rPr>
@@ -9509,7 +9509,7 @@
         <w:rPr>
           <w:lang w:val="en_US" w:bidi="en_US"/>
         </w:rPr>
-        <w:t>Exodus 15:25</w:t>
+        <w:t>Exodus 15:25 (#1)</w:t>
       </w:r>
       <w:r>
         <w:rPr>
@@ -9572,7 +9572,7 @@
         <w:rPr>
           <w:lang w:val="en_US" w:bidi="en_US"/>
         </w:rPr>
-        <w:t>Exodus 16:1</w:t>
+        <w:t>Exodus 16:1 (#1)</w:t>
       </w:r>
       <w:r>
         <w:rPr>
@@ -9635,7 +9635,7 @@
         <w:rPr>
           <w:lang w:val="en_US" w:bidi="en_US"/>
         </w:rPr>
-        <w:t>Exodus 16:3</w:t>
+        <w:t>Exodus 16:3 (#1)</w:t>
       </w:r>
       <w:r>
         <w:rPr>
@@ -9698,7 +9698,7 @@
         <w:rPr>
           <w:lang w:val="en_US" w:bidi="en_US"/>
         </w:rPr>
-        <w:t>Exodus 16:4</w:t>
+        <w:t>Exodus 16:4 (#1)</w:t>
       </w:r>
       <w:r>
         <w:rPr>
@@ -9761,7 +9761,7 @@
         <w:rPr>
           <w:lang w:val="en_US" w:bidi="en_US"/>
         </w:rPr>
-        <w:t>Exodus 16:8</w:t>
+        <w:t>Exodus 16:8 (#1)</w:t>
       </w:r>
       <w:r>
         <w:rPr>
@@ -9824,7 +9824,7 @@
         <w:rPr>
           <w:lang w:val="en_US" w:bidi="en_US"/>
         </w:rPr>
-        <w:t>Exodus 16:10</w:t>
+        <w:t>Exodus 16:10 (#1)</w:t>
       </w:r>
       <w:r>
         <w:rPr>
@@ -9887,7 +9887,7 @@
         <w:rPr>
           <w:lang w:val="en_US" w:bidi="en_US"/>
         </w:rPr>
-        <w:t>Exodus 16:14–15</w:t>
+        <w:t>Exodus 16:14–15 (#1)</w:t>
       </w:r>
       <w:r>
         <w:rPr>
@@ -9950,7 +9950,7 @@
         <w:rPr>
           <w:lang w:val="en_US" w:bidi="en_US"/>
         </w:rPr>
-        <w:t>Exodus 16:18</w:t>
+        <w:t>Exodus 16:18 (#1)</w:t>
       </w:r>
       <w:r>
         <w:rPr>
@@ -10013,7 +10013,7 @@
         <w:rPr>
           <w:lang w:val="en_US" w:bidi="en_US"/>
         </w:rPr>
-        <w:t>Exodus 16:20</w:t>
+        <w:t>Exodus 16:20 (#1)</w:t>
       </w:r>
       <w:r>
         <w:rPr>
@@ -10076,7 +10076,7 @@
         <w:rPr>
           <w:lang w:val="en_US" w:bidi="en_US"/>
         </w:rPr>
-        <w:t>Exodus 16:22</w:t>
+        <w:t>Exodus 16:22 (#1)</w:t>
       </w:r>
       <w:r>
         <w:rPr>
@@ -10139,7 +10139,7 @@
         <w:rPr>
           <w:lang w:val="en_US" w:bidi="en_US"/>
         </w:rPr>
-        <w:t>Exodus 16:24</w:t>
+        <w:t>Exodus 16:24 (#1)</w:t>
       </w:r>
       <w:r>
         <w:rPr>
@@ -10202,7 +10202,7 @@
         <w:rPr>
           <w:lang w:val="en_US" w:bidi="en_US"/>
         </w:rPr>
-        <w:t>Exodus 16:27</w:t>
+        <w:t>Exodus 16:27 (#1)</w:t>
       </w:r>
       <w:r>
         <w:rPr>
@@ -10265,7 +10265,7 @@
         <w:rPr>
           <w:lang w:val="en_US" w:bidi="en_US"/>
         </w:rPr>
-        <w:t>Exodus 16:29</w:t>
+        <w:t>Exodus 16:29 (#1)</w:t>
       </w:r>
       <w:r>
         <w:rPr>
@@ -10328,7 +10328,7 @@
         <w:rPr>
           <w:lang w:val="en_US" w:bidi="en_US"/>
         </w:rPr>
-        <w:t>Exodus 16:31</w:t>
+        <w:t>Exodus 16:31 (#1)</w:t>
       </w:r>
       <w:r>
         <w:rPr>
@@ -10391,7 +10391,7 @@
         <w:rPr>
           <w:lang w:val="en_US" w:bidi="en_US"/>
         </w:rPr>
-        <w:t>Exodus 16:32</w:t>
+        <w:t>Exodus 16:32 (#1)</w:t>
       </w:r>
       <w:r>
         <w:rPr>
@@ -10454,7 +10454,7 @@
         <w:rPr>
           <w:lang w:val="en_US" w:bidi="en_US"/>
         </w:rPr>
-        <w:t>Exodus 16:33–34</w:t>
+        <w:t>Exodus 16:33–34 (#1)</w:t>
       </w:r>
       <w:r>
         <w:rPr>
@@ -10517,7 +10517,7 @@
         <w:rPr>
           <w:lang w:val="en_US" w:bidi="en_US"/>
         </w:rPr>
-        <w:t>Exodus 16:35</w:t>
+        <w:t>Exodus 16:35 (#1)</w:t>
       </w:r>
       <w:r>
         <w:rPr>
@@ -10580,7 +10580,7 @@
         <w:rPr>
           <w:lang w:val="en_US" w:bidi="en_US"/>
         </w:rPr>
-        <w:t>Exodus 17:1–3</w:t>
+        <w:t>Exodus 17:1–3 (#1)</w:t>
       </w:r>
       <w:r>
         <w:rPr>
@@ -10643,7 +10643,7 @@
         <w:rPr>
           <w:lang w:val="en_US" w:bidi="en_US"/>
         </w:rPr>
-        <w:t>Exodus 17:4</w:t>
+        <w:t>Exodus 17:4 (#1)</w:t>
       </w:r>
       <w:r>
         <w:rPr>
@@ -10706,7 +10706,7 @@
         <w:rPr>
           <w:lang w:val="en_US" w:bidi="en_US"/>
         </w:rPr>
-        <w:t>Exodus 17:6</w:t>
+        <w:t>Exodus 17:6 (#1)</w:t>
       </w:r>
       <w:r>
         <w:rPr>
@@ -10769,7 +10769,7 @@
         <w:rPr>
           <w:lang w:val="en_US" w:bidi="en_US"/>
         </w:rPr>
-        <w:t>Exodus 17:9</w:t>
+        <w:t>Exodus 17:9 (#1)</w:t>
       </w:r>
       <w:r>
         <w:rPr>
@@ -10832,7 +10832,7 @@
         <w:rPr>
           <w:lang w:val="en_US" w:bidi="en_US"/>
         </w:rPr>
-        <w:t>Exodus 17:11</w:t>
+        <w:t>Exodus 17:11 (#1)</w:t>
       </w:r>
       <w:r>
         <w:rPr>
@@ -10895,7 +10895,7 @@
         <w:rPr>
           <w:lang w:val="en_US" w:bidi="en_US"/>
         </w:rPr>
-        <w:t>Exodus 17:12</w:t>
+        <w:t>Exodus 17:12 (#1)</w:t>
       </w:r>
       <w:r>
         <w:rPr>
@@ -10958,7 +10958,7 @@
         <w:rPr>
           <w:lang w:val="en_US" w:bidi="en_US"/>
         </w:rPr>
-        <w:t>Exodus 17:14</w:t>
+        <w:t>Exodus 17:14 (#1)</w:t>
       </w:r>
       <w:r>
         <w:rPr>
@@ -11021,7 +11021,7 @@
         <w:rPr>
           <w:lang w:val="en_US" w:bidi="en_US"/>
         </w:rPr>
-        <w:t>Exodus 18:1</w:t>
+        <w:t>Exodus 18:1 (#1)</w:t>
       </w:r>
       <w:r>
         <w:rPr>
@@ -11084,7 +11084,7 @@
         <w:rPr>
           <w:lang w:val="en_US" w:bidi="en_US"/>
         </w:rPr>
-        <w:t>Exodus 18:2–4</w:t>
+        <w:t>Exodus 18:2–4 (#1)</w:t>
       </w:r>
       <w:r>
         <w:rPr>
@@ -11147,7 +11147,7 @@
         <w:rPr>
           <w:lang w:val="en_US" w:bidi="en_US"/>
         </w:rPr>
-        <w:t>Exodus 18:6</w:t>
+        <w:t>Exodus 18:6 (#1)</w:t>
       </w:r>
       <w:r>
         <w:rPr>
@@ -11210,7 +11210,7 @@
         <w:rPr>
           <w:lang w:val="en_US" w:bidi="en_US"/>
         </w:rPr>
-        <w:t>Exodus 18:7</w:t>
+        <w:t>Exodus 18:7 (#1)</w:t>
       </w:r>
       <w:r>
         <w:rPr>
@@ -11273,7 +11273,7 @@
         <w:rPr>
           <w:lang w:val="en_US" w:bidi="en_US"/>
         </w:rPr>
-        <w:t>Exodus 18:9</w:t>
+        <w:t>Exodus 18:9 (#1)</w:t>
       </w:r>
       <w:r>
         <w:rPr>
@@ -11336,7 +11336,7 @@
         <w:rPr>
           <w:lang w:val="en_US" w:bidi="en_US"/>
         </w:rPr>
-        <w:t>Exodus 18:11</w:t>
+        <w:t>Exodus 18:11 (#1)</w:t>
       </w:r>
       <w:r>
         <w:rPr>
@@ -11399,7 +11399,7 @@
         <w:rPr>
           <w:lang w:val="en_US" w:bidi="en_US"/>
         </w:rPr>
-        <w:t>Exodus 18:12</w:t>
+        <w:t>Exodus 18:12 (#1)</w:t>
       </w:r>
       <w:r>
         <w:rPr>
@@ -11462,7 +11462,7 @@
         <w:rPr>
           <w:lang w:val="en_US" w:bidi="en_US"/>
         </w:rPr>
-        <w:t>Exodus 18:13</w:t>
+        <w:t>Exodus 18:13 (#1)</w:t>
       </w:r>
       <w:r>
         <w:rPr>
@@ -11525,7 +11525,7 @@
         <w:rPr>
           <w:lang w:val="en_US" w:bidi="en_US"/>
         </w:rPr>
-        <w:t>Exodus 18:15–16</w:t>
+        <w:t>Exodus 18:15–16 (#1)</w:t>
       </w:r>
       <w:r>
         <w:rPr>
@@ -11588,7 +11588,7 @@
         <w:rPr>
           <w:lang w:val="en_US" w:bidi="en_US"/>
         </w:rPr>
-        <w:t>Exodus 18:17–18</w:t>
+        <w:t>Exodus 18:17–18 (#1)</w:t>
       </w:r>
       <w:r>
         <w:rPr>
@@ -11651,7 +11651,7 @@
         <w:rPr>
           <w:lang w:val="en_US" w:bidi="en_US"/>
         </w:rPr>
-        <w:t>Exodus 18:21</w:t>
+        <w:t>Exodus 18:21 (#1)</w:t>
       </w:r>
       <w:r>
         <w:rPr>
@@ -11714,7 +11714,7 @@
         <w:rPr>
           <w:lang w:val="en_US" w:bidi="en_US"/>
         </w:rPr>
-        <w:t>Exodus 18:22</w:t>
+        <w:t>Exodus 18:22 (#1)</w:t>
       </w:r>
       <w:r>
         <w:rPr>
@@ -11777,7 +11777,7 @@
         <w:rPr>
           <w:lang w:val="en_US" w:bidi="en_US"/>
         </w:rPr>
-        <w:t>Exodus 19:1</w:t>
+        <w:t>Exodus 19:1 (#1)</w:t>
       </w:r>
       <w:r>
         <w:rPr>
@@ -11840,27 +11840,27 @@
         <w:rPr>
           <w:lang w:val="en_US" w:bidi="en_US"/>
         </w:rPr>
-        <w:t>Exodus 19:5</w:t>
-      </w:r>
-      <w:r>
-        <w:rPr>
-          <w:lang w:val="en_US" w:bidi="en_US"/>
-        </w:rPr>
-      </w:r>
-    </w:p>
-    <w:p>
-      <w:pPr/>
-      <w:r>
-        <w:rPr>
-          <w:lang w:val="en_US" w:bidi="en_US"/>
-        </w:rPr>
-      </w:r>
-      <w:r>
-        <w:rPr>
-          <w:b/>
-          <w:lang w:val="en_US" w:bidi="en_US"/>
-        </w:rPr>
-        <w:t>What must the Israelites do if they want to be Yahweh’s special possesssion?</w:t>
+        <w:t>Exodus 19:5 (#1)</w:t>
+      </w:r>
+      <w:r>
+        <w:rPr>
+          <w:lang w:val="en_US" w:bidi="en_US"/>
+        </w:rPr>
+      </w:r>
+    </w:p>
+    <w:p>
+      <w:pPr/>
+      <w:r>
+        <w:rPr>
+          <w:lang w:val="en_US" w:bidi="en_US"/>
+        </w:rPr>
+      </w:r>
+      <w:r>
+        <w:rPr>
+          <w:b/>
+          <w:lang w:val="en_US" w:bidi="en_US"/>
+        </w:rPr>
+        <w:t>What must the Israelites do if they want to be Yahweh’s special possession?</w:t>
       </w:r>
     </w:p>
     <w:p>
@@ -11903,7 +11903,7 @@
         <w:rPr>
           <w:lang w:val="en_US" w:bidi="en_US"/>
         </w:rPr>
-        <w:t>Exodus 19:9</w:t>
+        <w:t>Exodus 19:9 (#1)</w:t>
       </w:r>
       <w:r>
         <w:rPr>
@@ -11966,7 +11966,7 @@
         <w:rPr>
           <w:lang w:val="en_US" w:bidi="en_US"/>
         </w:rPr>
-        <w:t>Exodus 19:10</w:t>
+        <w:t>Exodus 19:10 (#1)</w:t>
       </w:r>
       <w:r>
         <w:rPr>
@@ -12029,7 +12029,7 @@
         <w:rPr>
           <w:lang w:val="en_US" w:bidi="en_US"/>
         </w:rPr>
-        <w:t>Exodus 19:12</w:t>
+        <w:t>Exodus 19:12 (#1)</w:t>
       </w:r>
       <w:r>
         <w:rPr>
@@ -12092,7 +12092,7 @@
         <w:rPr>
           <w:lang w:val="en_US" w:bidi="en_US"/>
         </w:rPr>
-        <w:t>Exodus 19:13</w:t>
+        <w:t>Exodus 19:13 (#1)</w:t>
       </w:r>
       <w:r>
         <w:rPr>
@@ -12155,7 +12155,7 @@
         <w:rPr>
           <w:lang w:val="en_US" w:bidi="en_US"/>
         </w:rPr>
-        <w:t>Exodus 19:16</w:t>
+        <w:t>Exodus 19:16 (#1)</w:t>
       </w:r>
       <w:r>
         <w:rPr>
@@ -12218,7 +12218,7 @@
         <w:rPr>
           <w:lang w:val="en_US" w:bidi="en_US"/>
         </w:rPr>
-        <w:t>Exodus 19:22</w:t>
+        <w:t>Exodus 19:22 (#1)</w:t>
       </w:r>
       <w:r>
         <w:rPr>
@@ -12281,7 +12281,7 @@
         <w:rPr>
           <w:lang w:val="en_US" w:bidi="en_US"/>
         </w:rPr>
-        <w:t>Exodus 19:24</w:t>
+        <w:t>Exodus 19:24 (#1)</w:t>
       </w:r>
       <w:r>
         <w:rPr>
@@ -12344,7 +12344,7 @@
         <w:rPr>
           <w:lang w:val="en_US" w:bidi="en_US"/>
         </w:rPr>
-        <w:t>Exodus 20:3</w:t>
+        <w:t>Exodus 20:3 (#1)</w:t>
       </w:r>
       <w:r>
         <w:rPr>
@@ -12407,7 +12407,7 @@
         <w:rPr>
           <w:lang w:val="en_US" w:bidi="en_US"/>
         </w:rPr>
-        <w:t>Exodus 20:4–5</w:t>
+        <w:t>Exodus 20:4–5 (#1)</w:t>
       </w:r>
       <w:r>
         <w:rPr>
@@ -12441,36 +12441,36 @@
         <w:rPr>
           <w:lang w:val="en_US" w:bidi="en_US"/>
         </w:rPr>
-        <w:t>The Israelties must not make carved figures or bow down to them because Yahweh is a jealous God.</w:t>
-      </w:r>
-      <w:r>
-        <w:rPr>
-          <w:lang w:val="en_US" w:bidi="en_US"/>
-        </w:rPr>
-      </w:r>
-      <w:r>
-        <w:rPr>
-          <w:lang w:val="en_US" w:bidi="en_US"/>
-        </w:rPr>
-      </w:r>
-    </w:p>
-    <w:p>
-      <w:pPr/>
-      <w:r>
-        <w:rPr>
-          <w:lang w:val="en_US" w:bidi="en_US"/>
-        </w:rPr>
-      </w:r>
-    </w:p>
-    <w:p>
-      <w:pPr>
-        <w:pStyle w:val="Heading2"/>
-      </w:pPr>
-      <w:r>
-        <w:rPr>
-          <w:lang w:val="en_US" w:bidi="en_US"/>
-        </w:rPr>
-        <w:t>Exodus 20:5</w:t>
+        <w:t>The Israelites must not make carved figures or bow down to them because Yahweh is a jealous God.</w:t>
+      </w:r>
+      <w:r>
+        <w:rPr>
+          <w:lang w:val="en_US" w:bidi="en_US"/>
+        </w:rPr>
+      </w:r>
+      <w:r>
+        <w:rPr>
+          <w:lang w:val="en_US" w:bidi="en_US"/>
+        </w:rPr>
+      </w:r>
+    </w:p>
+    <w:p>
+      <w:pPr/>
+      <w:r>
+        <w:rPr>
+          <w:lang w:val="en_US" w:bidi="en_US"/>
+        </w:rPr>
+      </w:r>
+    </w:p>
+    <w:p>
+      <w:pPr>
+        <w:pStyle w:val="Heading2"/>
+      </w:pPr>
+      <w:r>
+        <w:rPr>
+          <w:lang w:val="en_US" w:bidi="en_US"/>
+        </w:rPr>
+        <w:t>Exodus 20:5 (#1)</w:t>
       </w:r>
       <w:r>
         <w:rPr>
@@ -12533,27 +12533,27 @@
         <w:rPr>
           <w:lang w:val="en_US" w:bidi="en_US"/>
         </w:rPr>
-        <w:t>Exodus 20:7</w:t>
-      </w:r>
-      <w:r>
-        <w:rPr>
-          <w:lang w:val="en_US" w:bidi="en_US"/>
-        </w:rPr>
-      </w:r>
-    </w:p>
-    <w:p>
-      <w:pPr/>
-      <w:r>
-        <w:rPr>
-          <w:lang w:val="en_US" w:bidi="en_US"/>
-        </w:rPr>
-      </w:r>
-      <w:r>
-        <w:rPr>
-          <w:b/>
-          <w:lang w:val="en_US" w:bidi="en_US"/>
-        </w:rPr>
-        <w:t>Whose name must the Isralites not take in vain?</w:t>
+        <w:t>Exodus 20:7 (#1)</w:t>
+      </w:r>
+      <w:r>
+        <w:rPr>
+          <w:lang w:val="en_US" w:bidi="en_US"/>
+        </w:rPr>
+      </w:r>
+    </w:p>
+    <w:p>
+      <w:pPr/>
+      <w:r>
+        <w:rPr>
+          <w:lang w:val="en_US" w:bidi="en_US"/>
+        </w:rPr>
+      </w:r>
+      <w:r>
+        <w:rPr>
+          <w:b/>
+          <w:lang w:val="en_US" w:bidi="en_US"/>
+        </w:rPr>
+        <w:t>Whose name must the Israelites not take in vain?</w:t>
       </w:r>
     </w:p>
     <w:p>
@@ -12596,7 +12596,7 @@
         <w:rPr>
           <w:lang w:val="en_US" w:bidi="en_US"/>
         </w:rPr>
-        <w:t>Exodus 20:8</w:t>
+        <w:t>Exodus 20:8 (#1)</w:t>
       </w:r>
       <w:r>
         <w:rPr>
@@ -12659,7 +12659,7 @@
         <w:rPr>
           <w:lang w:val="en_US" w:bidi="en_US"/>
         </w:rPr>
-        <w:t>Exodus 20:10</w:t>
+        <w:t>Exodus 20:10 (#1)</w:t>
       </w:r>
       <w:r>
         <w:rPr>
@@ -12722,7 +12722,7 @@
         <w:rPr>
           <w:lang w:val="en_US" w:bidi="en_US"/>
         </w:rPr>
-        <w:t>Exodus 20:11</w:t>
+        <w:t>Exodus 20:11 (#1)</w:t>
       </w:r>
       <w:r>
         <w:rPr>
@@ -12785,7 +12785,7 @@
         <w:rPr>
           <w:lang w:val="en_US" w:bidi="en_US"/>
         </w:rPr>
-        <w:t>Exodus 20:12</w:t>
+        <w:t>Exodus 20:12 (#1)</w:t>
       </w:r>
       <w:r>
         <w:rPr>
@@ -12848,7 +12848,7 @@
         <w:rPr>
           <w:lang w:val="en_US" w:bidi="en_US"/>
         </w:rPr>
-        <w:t>Exodus 20:18</w:t>
+        <w:t>Exodus 20:18 (#1)</w:t>
       </w:r>
       <w:r>
         <w:rPr>
@@ -12911,7 +12911,7 @@
         <w:rPr>
           <w:lang w:val="en_US" w:bidi="en_US"/>
         </w:rPr>
-        <w:t>Exodus 20:19</w:t>
+        <w:t>Exodus 20:19 (#1)</w:t>
       </w:r>
       <w:r>
         <w:rPr>
@@ -12974,7 +12974,7 @@
         <w:rPr>
           <w:lang w:val="en_US" w:bidi="en_US"/>
         </w:rPr>
-        <w:t>Exodus 20:25</w:t>
+        <w:t>Exodus 20:25 (#1)</w:t>
       </w:r>
       <w:r>
         <w:rPr>
@@ -13037,7 +13037,7 @@
         <w:rPr>
           <w:lang w:val="en_US" w:bidi="en_US"/>
         </w:rPr>
-        <w:t>Exodus 21:1</w:t>
+        <w:t>Exodus 21:1 (#1)</w:t>
       </w:r>
       <w:r>
         <w:rPr>
@@ -13100,7 +13100,7 @@
         <w:rPr>
           <w:lang w:val="en_US" w:bidi="en_US"/>
         </w:rPr>
-        <w:t>Exodus 21:4</w:t>
+        <w:t>Exodus 21:4 (#1)</w:t>
       </w:r>
       <w:r>
         <w:rPr>
@@ -13134,36 +13134,36 @@
         <w:rPr>
           <w:lang w:val="en_US" w:bidi="en_US"/>
         </w:rPr>
-        <w:t>If a master gave a servant a wife and she bore him sons or daughters, the wife and her children would belong to her master, and he must go free by himself</w:t>
-      </w:r>
-      <w:r>
-        <w:rPr>
-          <w:lang w:val="en_US" w:bidi="en_US"/>
-        </w:rPr>
-      </w:r>
-      <w:r>
-        <w:rPr>
-          <w:lang w:val="en_US" w:bidi="en_US"/>
-        </w:rPr>
-      </w:r>
-    </w:p>
-    <w:p>
-      <w:pPr/>
-      <w:r>
-        <w:rPr>
-          <w:lang w:val="en_US" w:bidi="en_US"/>
-        </w:rPr>
-      </w:r>
-    </w:p>
-    <w:p>
-      <w:pPr>
-        <w:pStyle w:val="Heading2"/>
-      </w:pPr>
-      <w:r>
-        <w:rPr>
-          <w:lang w:val="en_US" w:bidi="en_US"/>
-        </w:rPr>
-        <w:t>Exodus 21:6</w:t>
+        <w:t>If a master gave a servant a wife and she bore him sons or daughters, the wife and her children would belong to her master, and he must go free by himself.</w:t>
+      </w:r>
+      <w:r>
+        <w:rPr>
+          <w:lang w:val="en_US" w:bidi="en_US"/>
+        </w:rPr>
+      </w:r>
+      <w:r>
+        <w:rPr>
+          <w:lang w:val="en_US" w:bidi="en_US"/>
+        </w:rPr>
+      </w:r>
+    </w:p>
+    <w:p>
+      <w:pPr/>
+      <w:r>
+        <w:rPr>
+          <w:lang w:val="en_US" w:bidi="en_US"/>
+        </w:rPr>
+      </w:r>
+    </w:p>
+    <w:p>
+      <w:pPr>
+        <w:pStyle w:val="Heading2"/>
+      </w:pPr>
+      <w:r>
+        <w:rPr>
+          <w:lang w:val="en_US" w:bidi="en_US"/>
+        </w:rPr>
+        <w:t>Exodus 21:6 (#1)</w:t>
       </w:r>
       <w:r>
         <w:rPr>
@@ -13226,7 +13226,7 @@
         <w:rPr>
           <w:lang w:val="en_US" w:bidi="en_US"/>
         </w:rPr>
-        <w:t>Exodus 21:8</w:t>
+        <w:t>Exodus 21:8 (#1)</w:t>
       </w:r>
       <w:r>
         <w:rPr>
@@ -13289,7 +13289,7 @@
         <w:rPr>
           <w:lang w:val="en_US" w:bidi="en_US"/>
         </w:rPr>
-        <w:t>Exodus 21:9–11</w:t>
+        <w:t>Exodus 21:9–11 (#1)</w:t>
       </w:r>
       <w:r>
         <w:rPr>
@@ -13352,7 +13352,7 @@
         <w:rPr>
           <w:lang w:val="en_US" w:bidi="en_US"/>
         </w:rPr>
-        <w:t>Exodus 21:13</w:t>
+        <w:t>Exodus 21:13 (#1)</w:t>
       </w:r>
       <w:r>
         <w:rPr>
@@ -13415,7 +13415,7 @@
         <w:rPr>
           <w:lang w:val="en_US" w:bidi="en_US"/>
         </w:rPr>
-        <w:t>Exodus 21:17</w:t>
+        <w:t>Exodus 21:17 (#1)</w:t>
       </w:r>
       <w:r>
         <w:rPr>
@@ -13478,7 +13478,7 @@
         <w:rPr>
           <w:lang w:val="en_US" w:bidi="en_US"/>
         </w:rPr>
-        <w:t>Exodus 21:18–19</w:t>
+        <w:t>Exodus 21:18–19 (#1)</w:t>
       </w:r>
       <w:r>
         <w:rPr>
@@ -13541,7 +13541,7 @@
         <w:rPr>
           <w:lang w:val="en_US" w:bidi="en_US"/>
         </w:rPr>
-        <w:t>Exodus 21:20–21</w:t>
+        <w:t>Exodus 21:20–21 (#1)</w:t>
       </w:r>
       <w:r>
         <w:rPr>
@@ -13575,36 +13575,36 @@
         <w:rPr>
           <w:lang w:val="en_US" w:bidi="en_US"/>
         </w:rPr>
-        <w:t>If a man hits his male servant or his female servant with a staff, and if the servant lives for a day or two, the master must not be punished, for he will have suffered the loss of the servant..</w:t>
-      </w:r>
-      <w:r>
-        <w:rPr>
-          <w:lang w:val="en_US" w:bidi="en_US"/>
-        </w:rPr>
-      </w:r>
-      <w:r>
-        <w:rPr>
-          <w:lang w:val="en_US" w:bidi="en_US"/>
-        </w:rPr>
-      </w:r>
-    </w:p>
-    <w:p>
-      <w:pPr/>
-      <w:r>
-        <w:rPr>
-          <w:lang w:val="en_US" w:bidi="en_US"/>
-        </w:rPr>
-      </w:r>
-    </w:p>
-    <w:p>
-      <w:pPr>
-        <w:pStyle w:val="Heading2"/>
-      </w:pPr>
-      <w:r>
-        <w:rPr>
-          <w:lang w:val="en_US" w:bidi="en_US"/>
-        </w:rPr>
-        <w:t>Exodus 21:22</w:t>
+        <w:t>If a man hits his male servant or his female servant with a staff, and if the servant lives for a day or two, the master must not be punished, for he will have suffered the loss of the servant.</w:t>
+      </w:r>
+      <w:r>
+        <w:rPr>
+          <w:lang w:val="en_US" w:bidi="en_US"/>
+        </w:rPr>
+      </w:r>
+      <w:r>
+        <w:rPr>
+          <w:lang w:val="en_US" w:bidi="en_US"/>
+        </w:rPr>
+      </w:r>
+    </w:p>
+    <w:p>
+      <w:pPr/>
+      <w:r>
+        <w:rPr>
+          <w:lang w:val="en_US" w:bidi="en_US"/>
+        </w:rPr>
+      </w:r>
+    </w:p>
+    <w:p>
+      <w:pPr>
+        <w:pStyle w:val="Heading2"/>
+      </w:pPr>
+      <w:r>
+        <w:rPr>
+          <w:lang w:val="en_US" w:bidi="en_US"/>
+        </w:rPr>
+        <w:t>Exodus 21:22 (#1)</w:t>
       </w:r>
       <w:r>
         <w:rPr>
@@ -13667,7 +13667,7 @@
         <w:rPr>
           <w:lang w:val="en_US" w:bidi="en_US"/>
         </w:rPr>
-        <w:t>Exodus 21:23–25</w:t>
+        <w:t>Exodus 21:23–25 (#1)</w:t>
       </w:r>
       <w:r>
         <w:rPr>
@@ -13730,7 +13730,7 @@
         <w:rPr>
           <w:lang w:val="en_US" w:bidi="en_US"/>
         </w:rPr>
-        <w:t>Exodus 21:26–27</w:t>
+        <w:t>Exodus 21:26–27 (#1)</w:t>
       </w:r>
       <w:r>
         <w:rPr>
@@ -13764,36 +13764,36 @@
         <w:rPr>
           <w:lang w:val="en_US" w:bidi="en_US"/>
         </w:rPr>
-        <w:t>If a man hits the eye of his male servant or of his female servant and destroys it or if he knocks out a tooth of his male servant or female servant, he must let the servant go free as compensation for the eye or the tooth.</w:t>
-      </w:r>
-      <w:r>
-        <w:rPr>
-          <w:lang w:val="en_US" w:bidi="en_US"/>
-        </w:rPr>
-      </w:r>
-      <w:r>
-        <w:rPr>
-          <w:lang w:val="en_US" w:bidi="en_US"/>
-        </w:rPr>
-      </w:r>
-    </w:p>
-    <w:p>
-      <w:pPr/>
-      <w:r>
-        <w:rPr>
-          <w:lang w:val="en_US" w:bidi="en_US"/>
-        </w:rPr>
-      </w:r>
-    </w:p>
-    <w:p>
-      <w:pPr>
-        <w:pStyle w:val="Heading2"/>
-      </w:pPr>
-      <w:r>
-        <w:rPr>
-          <w:lang w:val="en_US" w:bidi="en_US"/>
-        </w:rPr>
-        <w:t>Exodus 21:29</w:t>
+        <w:t>If a man hits the eye of his male servant or of his female servant and destroys it or if he knocks out a tooth of his male servant or female servant, he must let the servant go free as compensation for the tooth.</w:t>
+      </w:r>
+      <w:r>
+        <w:rPr>
+          <w:lang w:val="en_US" w:bidi="en_US"/>
+        </w:rPr>
+      </w:r>
+      <w:r>
+        <w:rPr>
+          <w:lang w:val="en_US" w:bidi="en_US"/>
+        </w:rPr>
+      </w:r>
+    </w:p>
+    <w:p>
+      <w:pPr/>
+      <w:r>
+        <w:rPr>
+          <w:lang w:val="en_US" w:bidi="en_US"/>
+        </w:rPr>
+      </w:r>
+    </w:p>
+    <w:p>
+      <w:pPr>
+        <w:pStyle w:val="Heading2"/>
+      </w:pPr>
+      <w:r>
+        <w:rPr>
+          <w:lang w:val="en_US" w:bidi="en_US"/>
+        </w:rPr>
+        <w:t>Exodus 21:29 (#1)</w:t>
       </w:r>
       <w:r>
         <w:rPr>
@@ -13856,7 +13856,7 @@
         <w:rPr>
           <w:lang w:val="en_US" w:bidi="en_US"/>
         </w:rPr>
-        <w:t>Exodus 21:33–34</w:t>
+        <w:t>Exodus 21:33–34 (#1)</w:t>
       </w:r>
       <w:r>
         <w:rPr>
@@ -13919,7 +13919,7 @@
         <w:rPr>
           <w:lang w:val="en_US" w:bidi="en_US"/>
         </w:rPr>
-        <w:t>Exodus 21:35</w:t>
+        <w:t>Exodus 21:35 (#1)</w:t>
       </w:r>
       <w:r>
         <w:rPr>
@@ -13982,7 +13982,7 @@
         <w:rPr>
           <w:lang w:val="en_US" w:bidi="en_US"/>
         </w:rPr>
-        <w:t>Exodus 22:2–3</w:t>
+        <w:t>Exodus 22:2–3 (#1)</w:t>
       </w:r>
       <w:r>
         <w:rPr>
@@ -14045,7 +14045,7 @@
         <w:rPr>
           <w:lang w:val="en_US" w:bidi="en_US"/>
         </w:rPr>
-        <w:t>Exodus 22:3</w:t>
+        <w:t>Exodus 22:3 (#1)</w:t>
       </w:r>
       <w:r>
         <w:rPr>
@@ -14108,7 +14108,7 @@
         <w:rPr>
           <w:lang w:val="en_US" w:bidi="en_US"/>
         </w:rPr>
-        <w:t>Exodus 22:7–8</w:t>
+        <w:t>Exodus 22:7–8 (#1)</w:t>
       </w:r>
       <w:r>
         <w:rPr>
@@ -14171,7 +14171,7 @@
         <w:rPr>
           <w:lang w:val="en_US" w:bidi="en_US"/>
         </w:rPr>
-        <w:t>Exodus 22:10–11</w:t>
+        <w:t>Exodus 22:10–11 (#1)</w:t>
       </w:r>
       <w:r>
         <w:rPr>
@@ -14234,7 +14234,7 @@
         <w:rPr>
           <w:lang w:val="en_US" w:bidi="en_US"/>
         </w:rPr>
-        <w:t>Exodus 22:16</w:t>
+        <w:t>Exodus 22:16 (#1)</w:t>
       </w:r>
       <w:r>
         <w:rPr>
@@ -14297,7 +14297,7 @@
         <w:rPr>
           <w:lang w:val="en_US" w:bidi="en_US"/>
         </w:rPr>
-        <w:t>Exodus 22:21</w:t>
+        <w:t>Exodus 22:21 (#1)</w:t>
       </w:r>
       <w:r>
         <w:rPr>
@@ -14360,7 +14360,7 @@
         <w:rPr>
           <w:lang w:val="en_US" w:bidi="en_US"/>
         </w:rPr>
-        <w:t>Exodus 22:22–24</w:t>
+        <w:t>Exodus 22:22–24 (#1)</w:t>
       </w:r>
       <w:r>
         <w:rPr>
@@ -14423,7 +14423,7 @@
         <w:rPr>
           <w:lang w:val="en_US" w:bidi="en_US"/>
         </w:rPr>
-        <w:t>Exodus 22:26</w:t>
+        <w:t>Exodus 22:26 (#1)</w:t>
       </w:r>
       <w:r>
         <w:rPr>
@@ -14486,7 +14486,7 @@
         <w:rPr>
           <w:lang w:val="en_US" w:bidi="en_US"/>
         </w:rPr>
-        <w:t>Exodus 22:31</w:t>
+        <w:t>Exodus 22:31 (#1)</w:t>
       </w:r>
       <w:r>
         <w:rPr>
@@ -14549,7 +14549,7 @@
         <w:rPr>
           <w:lang w:val="en_US" w:bidi="en_US"/>
         </w:rPr>
-        <w:t>Exodus 23:5</w:t>
+        <w:t>Exodus 23:5 (#1)</w:t>
       </w:r>
       <w:r>
         <w:rPr>
@@ -14612,7 +14612,7 @@
         <w:rPr>
           <w:lang w:val="en_US" w:bidi="en_US"/>
         </w:rPr>
-        <w:t>Exodus 23:8</w:t>
+        <w:t>Exodus 23:8 (#1)</w:t>
       </w:r>
       <w:r>
         <w:rPr>
@@ -14675,7 +14675,7 @@
         <w:rPr>
           <w:lang w:val="en_US" w:bidi="en_US"/>
         </w:rPr>
-        <w:t>Exodus 23:11</w:t>
+        <w:t>Exodus 23:11 (#1)</w:t>
       </w:r>
       <w:r>
         <w:rPr>
@@ -14709,36 +14709,36 @@
         <w:rPr>
           <w:lang w:val="en_US" w:bidi="en_US"/>
         </w:rPr>
-        <w:t>In the seventh year the Isralites should leave the fields unplowed and fallow so that the poor among their people may eat.</w:t>
-      </w:r>
-      <w:r>
-        <w:rPr>
-          <w:lang w:val="en_US" w:bidi="en_US"/>
-        </w:rPr>
-      </w:r>
-      <w:r>
-        <w:rPr>
-          <w:lang w:val="en_US" w:bidi="en_US"/>
-        </w:rPr>
-      </w:r>
-    </w:p>
-    <w:p>
-      <w:pPr/>
-      <w:r>
-        <w:rPr>
-          <w:lang w:val="en_US" w:bidi="en_US"/>
-        </w:rPr>
-      </w:r>
-    </w:p>
-    <w:p>
-      <w:pPr>
-        <w:pStyle w:val="Heading2"/>
-      </w:pPr>
-      <w:r>
-        <w:rPr>
-          <w:lang w:val="en_US" w:bidi="en_US"/>
-        </w:rPr>
-        <w:t>Exodus 23:12</w:t>
+        <w:t>In the seventh year the Israelites should leave the fields unplowed and fallow so that the poor among their people may eat.</w:t>
+      </w:r>
+      <w:r>
+        <w:rPr>
+          <w:lang w:val="en_US" w:bidi="en_US"/>
+        </w:rPr>
+      </w:r>
+      <w:r>
+        <w:rPr>
+          <w:lang w:val="en_US" w:bidi="en_US"/>
+        </w:rPr>
+      </w:r>
+    </w:p>
+    <w:p>
+      <w:pPr/>
+      <w:r>
+        <w:rPr>
+          <w:lang w:val="en_US" w:bidi="en_US"/>
+        </w:rPr>
+      </w:r>
+    </w:p>
+    <w:p>
+      <w:pPr>
+        <w:pStyle w:val="Heading2"/>
+      </w:pPr>
+      <w:r>
+        <w:rPr>
+          <w:lang w:val="en_US" w:bidi="en_US"/>
+        </w:rPr>
+        <w:t>Exodus 23:12 (#1)</w:t>
       </w:r>
       <w:r>
         <w:rPr>
@@ -14801,7 +14801,70 @@
         <w:rPr>
           <w:lang w:val="en_US" w:bidi="en_US"/>
         </w:rPr>
-        <w:t>Exodus 23:15</w:t>
+        <w:t>Exodus 23:15 (#2)</w:t>
+      </w:r>
+      <w:r>
+        <w:rPr>
+          <w:lang w:val="en_US" w:bidi="en_US"/>
+        </w:rPr>
+      </w:r>
+    </w:p>
+    <w:p>
+      <w:pPr/>
+      <w:r>
+        <w:rPr>
+          <w:lang w:val="en_US" w:bidi="en_US"/>
+        </w:rPr>
+      </w:r>
+      <w:r>
+        <w:rPr>
+          <w:b/>
+          <w:lang w:val="en_US" w:bidi="en_US"/>
+        </w:rPr>
+        <w:t>In what month did the Israelites come out of Egypt?</w:t>
+      </w:r>
+    </w:p>
+    <w:p>
+      <w:pPr/>
+      <w:r>
+        <w:rPr>
+          <w:lang w:val="en_US" w:bidi="en_US"/>
+        </w:rPr>
+      </w:r>
+      <w:r>
+        <w:rPr>
+          <w:lang w:val="en_US" w:bidi="en_US"/>
+        </w:rPr>
+        <w:t>They came out of Egypt in the month of Aviv.</w:t>
+      </w:r>
+      <w:r>
+        <w:rPr>
+          <w:lang w:val="en_US" w:bidi="en_US"/>
+        </w:rPr>
+      </w:r>
+      <w:r>
+        <w:rPr>
+          <w:lang w:val="en_US" w:bidi="en_US"/>
+        </w:rPr>
+      </w:r>
+    </w:p>
+    <w:p>
+      <w:pPr/>
+      <w:r>
+        <w:rPr>
+          <w:lang w:val="en_US" w:bidi="en_US"/>
+        </w:rPr>
+      </w:r>
+    </w:p>
+    <w:p>
+      <w:pPr>
+        <w:pStyle w:val="Heading2"/>
+      </w:pPr>
+      <w:r>
+        <w:rPr>
+          <w:lang w:val="en_US" w:bidi="en_US"/>
+        </w:rPr>
+        <w:t>Exodus 23:15 (#1)</w:t>
       </w:r>
       <w:r>
         <w:rPr>
@@ -14864,70 +14927,7 @@
         <w:rPr>
           <w:lang w:val="en_US" w:bidi="en_US"/>
         </w:rPr>
-        <w:t>Exodus 23:15 (#2)</w:t>
-      </w:r>
-      <w:r>
-        <w:rPr>
-          <w:lang w:val="en_US" w:bidi="en_US"/>
-        </w:rPr>
-      </w:r>
-    </w:p>
-    <w:p>
-      <w:pPr/>
-      <w:r>
-        <w:rPr>
-          <w:lang w:val="en_US" w:bidi="en_US"/>
-        </w:rPr>
-      </w:r>
-      <w:r>
-        <w:rPr>
-          <w:b/>
-          <w:lang w:val="en_US" w:bidi="en_US"/>
-        </w:rPr>
-        <w:t>In what month did the Israelites come out of Egypt?</w:t>
-      </w:r>
-    </w:p>
-    <w:p>
-      <w:pPr/>
-      <w:r>
-        <w:rPr>
-          <w:lang w:val="en_US" w:bidi="en_US"/>
-        </w:rPr>
-      </w:r>
-      <w:r>
-        <w:rPr>
-          <w:lang w:val="en_US" w:bidi="en_US"/>
-        </w:rPr>
-        <w:t>They came out of Egypt in the month of Aviv.</w:t>
-      </w:r>
-      <w:r>
-        <w:rPr>
-          <w:lang w:val="en_US" w:bidi="en_US"/>
-        </w:rPr>
-      </w:r>
-      <w:r>
-        <w:rPr>
-          <w:lang w:val="en_US" w:bidi="en_US"/>
-        </w:rPr>
-      </w:r>
-    </w:p>
-    <w:p>
-      <w:pPr/>
-      <w:r>
-        <w:rPr>
-          <w:lang w:val="en_US" w:bidi="en_US"/>
-        </w:rPr>
-      </w:r>
-    </w:p>
-    <w:p>
-      <w:pPr>
-        <w:pStyle w:val="Heading2"/>
-      </w:pPr>
-      <w:r>
-        <w:rPr>
-          <w:lang w:val="en_US" w:bidi="en_US"/>
-        </w:rPr>
-        <w:t>Exodus 23:16</w:t>
+        <w:t>Exodus 23:16 (#1)</w:t>
       </w:r>
       <w:r>
         <w:rPr>
@@ -14990,7 +14990,7 @@
         <w:rPr>
           <w:lang w:val="en_US" w:bidi="en_US"/>
         </w:rPr>
-        <w:t>Exodus 23:18</w:t>
+        <w:t>Exodus 23:18 (#1)</w:t>
       </w:r>
       <w:r>
         <w:rPr>
@@ -15053,7 +15053,7 @@
         <w:rPr>
           <w:lang w:val="en_US" w:bidi="en_US"/>
         </w:rPr>
-        <w:t>Exodus 23:21</w:t>
+        <w:t>Exodus 23:21 (#1)</w:t>
       </w:r>
       <w:r>
         <w:rPr>
@@ -15116,7 +15116,7 @@
         <w:rPr>
           <w:lang w:val="en_US" w:bidi="en_US"/>
         </w:rPr>
-        <w:t>Exodus 23:24</w:t>
+        <w:t>Exodus 23:24 (#1)</w:t>
       </w:r>
       <w:r>
         <w:rPr>
@@ -15179,27 +15179,27 @@
         <w:rPr>
           <w:lang w:val="en_US" w:bidi="en_US"/>
         </w:rPr>
-        <w:t>Exodus 23:29</w:t>
-      </w:r>
-      <w:r>
-        <w:rPr>
-          <w:lang w:val="en_US" w:bidi="en_US"/>
-        </w:rPr>
-      </w:r>
-    </w:p>
-    <w:p>
-      <w:pPr/>
-      <w:r>
-        <w:rPr>
-          <w:lang w:val="en_US" w:bidi="en_US"/>
-        </w:rPr>
-      </w:r>
-      <w:r>
-        <w:rPr>
-          <w:b/>
-          <w:lang w:val="en_US" w:bidi="en_US"/>
-        </w:rPr>
-        <w:t>Why wouldn’t Yahweh drive out the foreign nations before the Israelites in one year?</w:t>
+        <w:t>Exodus 23:29 (#1)</w:t>
+      </w:r>
+      <w:r>
+        <w:rPr>
+          <w:lang w:val="en_US" w:bidi="en_US"/>
+        </w:rPr>
+      </w:r>
+    </w:p>
+    <w:p>
+      <w:pPr/>
+      <w:r>
+        <w:rPr>
+          <w:lang w:val="en_US" w:bidi="en_US"/>
+        </w:rPr>
+      </w:r>
+      <w:r>
+        <w:rPr>
+          <w:b/>
+          <w:lang w:val="en_US" w:bidi="en_US"/>
+        </w:rPr>
+        <w:t>Why would not Yahweh drive out the foreign nations before the Israelites in one year?</w:t>
       </w:r>
     </w:p>
     <w:p>
@@ -15242,7 +15242,7 @@
         <w:rPr>
           <w:lang w:val="en_US" w:bidi="en_US"/>
         </w:rPr>
-        <w:t>Exodus 23:33</w:t>
+        <w:t>Exodus 23:33 (#1)</w:t>
       </w:r>
       <w:r>
         <w:rPr>
@@ -15305,7 +15305,7 @@
         <w:rPr>
           <w:lang w:val="en_US" w:bidi="en_US"/>
         </w:rPr>
-        <w:t>Exodus 24:1</w:t>
+        <w:t>Exodus 24:1 (#1)</w:t>
       </w:r>
       <w:r>
         <w:rPr>
@@ -15368,7 +15368,7 @@
         <w:rPr>
           <w:lang w:val="en_US" w:bidi="en_US"/>
         </w:rPr>
-        <w:t>Exodus 24:4</w:t>
+        <w:t>Exodus 24:4 (#1)</w:t>
       </w:r>
       <w:r>
         <w:rPr>
@@ -15431,7 +15431,7 @@
         <w:rPr>
           <w:lang w:val="en_US" w:bidi="en_US"/>
         </w:rPr>
-        <w:t>Exodus 24:5–6</w:t>
+        <w:t>Exodus 24:5–6 (#1)</w:t>
       </w:r>
       <w:r>
         <w:rPr>
@@ -15494,7 +15494,7 @@
         <w:rPr>
           <w:lang w:val="en_US" w:bidi="en_US"/>
         </w:rPr>
-        <w:t>Exodus 24:8</w:t>
+        <w:t>Exodus 24:8 (#1)</w:t>
       </w:r>
       <w:r>
         <w:rPr>
@@ -15557,7 +15557,7 @@
         <w:rPr>
           <w:lang w:val="en_US" w:bidi="en_US"/>
         </w:rPr>
-        <w:t>Exodus 24:9–10</w:t>
+        <w:t>Exodus 24:9–10 (#1)</w:t>
       </w:r>
       <w:r>
         <w:rPr>
@@ -15620,7 +15620,7 @@
         <w:rPr>
           <w:lang w:val="en_US" w:bidi="en_US"/>
         </w:rPr>
-        <w:t>Exodus 24:12</w:t>
+        <w:t>Exodus 24:12 (#1)</w:t>
       </w:r>
       <w:r>
         <w:rPr>
@@ -15683,7 +15683,7 @@
         <w:rPr>
           <w:lang w:val="en_US" w:bidi="en_US"/>
         </w:rPr>
-        <w:t>Exodus 24:14</w:t>
+        <w:t>Exodus 24:14 (#1)</w:t>
       </w:r>
       <w:r>
         <w:rPr>
@@ -15746,7 +15746,7 @@
         <w:rPr>
           <w:lang w:val="en_US" w:bidi="en_US"/>
         </w:rPr>
-        <w:t>Exodus 24:17</w:t>
+        <w:t>Exodus 24:17 (#1)</w:t>
       </w:r>
       <w:r>
         <w:rPr>
@@ -15809,7 +15809,7 @@
         <w:rPr>
           <w:lang w:val="en_US" w:bidi="en_US"/>
         </w:rPr>
-        <w:t>Exodus 25:2</w:t>
+        <w:t>Exodus 25:2 (#1)</w:t>
       </w:r>
       <w:r>
         <w:rPr>
@@ -15872,7 +15872,7 @@
         <w:rPr>
           <w:lang w:val="en_US" w:bidi="en_US"/>
         </w:rPr>
-        <w:t>Exodus 25:7</w:t>
+        <w:t>Exodus 25:7 (#1)</w:t>
       </w:r>
       <w:r>
         <w:rPr>
@@ -15935,7 +15935,7 @@
         <w:rPr>
           <w:lang w:val="en_US" w:bidi="en_US"/>
         </w:rPr>
-        <w:t>Exodus 25:8</w:t>
+        <w:t>Exodus 25:8 (#1)</w:t>
       </w:r>
       <w:r>
         <w:rPr>
@@ -15998,7 +15998,7 @@
         <w:rPr>
           <w:lang w:val="en_US" w:bidi="en_US"/>
         </w:rPr>
-        <w:t>Exodus 25:10–11</w:t>
+        <w:t>Exodus 25:10–11 (#1)</w:t>
       </w:r>
       <w:r>
         <w:rPr>
@@ -16061,7 +16061,7 @@
         <w:rPr>
           <w:lang w:val="en_US" w:bidi="en_US"/>
         </w:rPr>
-        <w:t>Exodus 25:14</w:t>
+        <w:t>Exodus 25:14 (#1)</w:t>
       </w:r>
       <w:r>
         <w:rPr>
@@ -16124,7 +16124,7 @@
         <w:rPr>
           <w:lang w:val="en_US" w:bidi="en_US"/>
         </w:rPr>
-        <w:t>Exodus 25:15</w:t>
+        <w:t>Exodus 25:15 (#1)</w:t>
       </w:r>
       <w:r>
         <w:rPr>
@@ -16187,7 +16187,7 @@
         <w:rPr>
           <w:lang w:val="en_US" w:bidi="en_US"/>
         </w:rPr>
-        <w:t>Exodus 25:20</w:t>
+        <w:t>Exodus 25:20 (#1)</w:t>
       </w:r>
       <w:r>
         <w:rPr>
@@ -16250,7 +16250,7 @@
         <w:rPr>
           <w:lang w:val="en_US" w:bidi="en_US"/>
         </w:rPr>
-        <w:t>Exodus 25:22</w:t>
+        <w:t>Exodus 25:22 (#1)</w:t>
       </w:r>
       <w:r>
         <w:rPr>
@@ -16313,7 +16313,7 @@
         <w:rPr>
           <w:lang w:val="en_US" w:bidi="en_US"/>
         </w:rPr>
-        <w:t>Exodus 25:23–24</w:t>
+        <w:t>Exodus 25:23–24 (#1)</w:t>
       </w:r>
       <w:r>
         <w:rPr>
@@ -16376,7 +16376,7 @@
         <w:rPr>
           <w:lang w:val="en_US" w:bidi="en_US"/>
         </w:rPr>
-        <w:t>Exodus 25:27</w:t>
+        <w:t>Exodus 25:27 (#1)</w:t>
       </w:r>
       <w:r>
         <w:rPr>
@@ -16439,7 +16439,7 @@
         <w:rPr>
           <w:lang w:val="en_US" w:bidi="en_US"/>
         </w:rPr>
-        <w:t>Exodus 25:29</w:t>
+        <w:t>Exodus 25:29 (#1)</w:t>
       </w:r>
       <w:r>
         <w:rPr>
@@ -16502,7 +16502,7 @@
         <w:rPr>
           <w:lang w:val="en_US" w:bidi="en_US"/>
         </w:rPr>
-        <w:t>Exodus 25:31–32</w:t>
+        <w:t>Exodus 25:31–32 (#1)</w:t>
       </w:r>
       <w:r>
         <w:rPr>
@@ -16565,7 +16565,7 @@
         <w:rPr>
           <w:lang w:val="en_US" w:bidi="en_US"/>
         </w:rPr>
-        <w:t>Exodus 25:33–34</w:t>
+        <w:t>Exodus 25:33–34 (#1)</w:t>
       </w:r>
       <w:r>
         <w:rPr>
@@ -16628,7 +16628,7 @@
         <w:rPr>
           <w:lang w:val="en_US" w:bidi="en_US"/>
         </w:rPr>
-        <w:t>Exodus 25:35</w:t>
+        <w:t>Exodus 25:35 (#1)</w:t>
       </w:r>
       <w:r>
         <w:rPr>
@@ -16691,7 +16691,7 @@
         <w:rPr>
           <w:lang w:val="en_US" w:bidi="en_US"/>
         </w:rPr>
-        <w:t>Exodus 25:39</w:t>
+        <w:t>Exodus 25:39 (#1)</w:t>
       </w:r>
       <w:r>
         <w:rPr>
@@ -16754,7 +16754,7 @@
         <w:rPr>
           <w:lang w:val="en_US" w:bidi="en_US"/>
         </w:rPr>
-        <w:t>Exodus 26:1</w:t>
+        <w:t>Exodus 26:1 (#1)</w:t>
       </w:r>
       <w:r>
         <w:rPr>
@@ -16817,7 +16817,7 @@
         <w:rPr>
           <w:lang w:val="en_US" w:bidi="en_US"/>
         </w:rPr>
-        <w:t>Exodus 26:5</w:t>
+        <w:t>Exodus 26:5 (#1)</w:t>
       </w:r>
       <w:r>
         <w:rPr>
@@ -16880,7 +16880,7 @@
         <w:rPr>
           <w:lang w:val="en_US" w:bidi="en_US"/>
         </w:rPr>
-        <w:t>Exodus 26:7</w:t>
+        <w:t>Exodus 26:7 (#1)</w:t>
       </w:r>
       <w:r>
         <w:rPr>
@@ -16943,7 +16943,7 @@
         <w:rPr>
           <w:lang w:val="en_US" w:bidi="en_US"/>
         </w:rPr>
-        <w:t>Exodus 26:12</w:t>
+        <w:t>Exodus 26:12 (#1)</w:t>
       </w:r>
       <w:r>
         <w:rPr>
@@ -17006,7 +17006,7 @@
         <w:rPr>
           <w:lang w:val="en_US" w:bidi="en_US"/>
         </w:rPr>
-        <w:t>Exodus 26:17</w:t>
+        <w:t>Exodus 26:17 (#1)</w:t>
       </w:r>
       <w:r>
         <w:rPr>
@@ -17069,7 +17069,7 @@
         <w:rPr>
           <w:lang w:val="en_US" w:bidi="en_US"/>
         </w:rPr>
-        <w:t>Exodus 26:19</w:t>
+        <w:t>Exodus 26:19 (#1)</w:t>
       </w:r>
       <w:r>
         <w:rPr>
@@ -17132,7 +17132,7 @@
         <w:rPr>
           <w:lang w:val="en_US" w:bidi="en_US"/>
         </w:rPr>
-        <w:t>Exodus 26:30</w:t>
+        <w:t>Exodus 26:30 (#1)</w:t>
       </w:r>
       <w:r>
         <w:rPr>
@@ -17195,7 +17195,7 @@
         <w:rPr>
           <w:lang w:val="en_US" w:bidi="en_US"/>
         </w:rPr>
-        <w:t>Exodus 26:33</w:t>
+        <w:t>Exodus 26:33 (#1)</w:t>
       </w:r>
       <w:r>
         <w:rPr>
@@ -17258,7 +17258,7 @@
         <w:rPr>
           <w:lang w:val="en_US" w:bidi="en_US"/>
         </w:rPr>
-        <w:t>Exodus 26:35</w:t>
+        <w:t>Exodus 26:35 (#1)</w:t>
       </w:r>
       <w:r>
         <w:rPr>
@@ -17321,7 +17321,7 @@
         <w:rPr>
           <w:lang w:val="en_US" w:bidi="en_US"/>
         </w:rPr>
-        <w:t>Exodus 27:2</w:t>
+        <w:t>Exodus 27:2 (#1)</w:t>
       </w:r>
       <w:r>
         <w:rPr>
@@ -17384,7 +17384,7 @@
         <w:rPr>
           <w:lang w:val="en_US" w:bidi="en_US"/>
         </w:rPr>
-        <w:t>Exodus 27:3</w:t>
+        <w:t>Exodus 27:3 (#1)</w:t>
       </w:r>
       <w:r>
         <w:rPr>
@@ -17447,7 +17447,7 @@
         <w:rPr>
           <w:lang w:val="en_US" w:bidi="en_US"/>
         </w:rPr>
-        <w:t>Exodus 27:9</w:t>
+        <w:t>Exodus 27:9 (#1)</w:t>
       </w:r>
       <w:r>
         <w:rPr>
@@ -17510,27 +17510,27 @@
         <w:rPr>
           <w:lang w:val="en_US" w:bidi="en_US"/>
         </w:rPr>
-        <w:t>Exodus 27:19</w:t>
-      </w:r>
-      <w:r>
-        <w:rPr>
-          <w:lang w:val="en_US" w:bidi="en_US"/>
-        </w:rPr>
-      </w:r>
-    </w:p>
-    <w:p>
-      <w:pPr/>
-      <w:r>
-        <w:rPr>
-          <w:lang w:val="en_US" w:bidi="en_US"/>
-        </w:rPr>
-      </w:r>
-      <w:r>
-        <w:rPr>
-          <w:b/>
-          <w:lang w:val="en_US" w:bidi="en_US"/>
-        </w:rPr>
-        <w:t>Of what material must all the equipment to be used in the Dwelliing and all the tent pegs for the Dwelling and courtyard be made?</w:t>
+        <w:t>Exodus 27:19 (#1)</w:t>
+      </w:r>
+      <w:r>
+        <w:rPr>
+          <w:lang w:val="en_US" w:bidi="en_US"/>
+        </w:rPr>
+      </w:r>
+    </w:p>
+    <w:p>
+      <w:pPr/>
+      <w:r>
+        <w:rPr>
+          <w:lang w:val="en_US" w:bidi="en_US"/>
+        </w:rPr>
+      </w:r>
+      <w:r>
+        <w:rPr>
+          <w:b/>
+          <w:lang w:val="en_US" w:bidi="en_US"/>
+        </w:rPr>
+        <w:t>Of what material must all the equipment to be used in the Dwelling and all the tent pegs for the Dwelling and courtyard be made?</w:t>
       </w:r>
     </w:p>
     <w:p>
@@ -17573,7 +17573,7 @@
         <w:rPr>
           <w:lang w:val="en_US" w:bidi="en_US"/>
         </w:rPr>
-        <w:t>Exodus 27:21</w:t>
+        <w:t>Exodus 27:21 (#1)</w:t>
       </w:r>
       <w:r>
         <w:rPr>
@@ -17636,7 +17636,7 @@
         <w:rPr>
           <w:lang w:val="en_US" w:bidi="en_US"/>
         </w:rPr>
-        <w:t>Exodus 28:1</w:t>
+        <w:t>Exodus 28:1 (#1)</w:t>
       </w:r>
       <w:r>
         <w:rPr>
@@ -17699,7 +17699,7 @@
         <w:rPr>
           <w:lang w:val="en_US" w:bidi="en_US"/>
         </w:rPr>
-        <w:t>Exodus 28:5</w:t>
+        <w:t>Exodus 28:5 (#1)</w:t>
       </w:r>
       <w:r>
         <w:rPr>
@@ -17762,7 +17762,7 @@
         <w:rPr>
           <w:lang w:val="en_US" w:bidi="en_US"/>
         </w:rPr>
-        <w:t>Exodus 28:9</w:t>
+        <w:t>Exodus 28:9 (#1)</w:t>
       </w:r>
       <w:r>
         <w:rPr>
@@ -17825,7 +17825,7 @@
         <w:rPr>
           <w:lang w:val="en_US" w:bidi="en_US"/>
         </w:rPr>
-        <w:t>Exodus 28:10</w:t>
+        <w:t>Exodus 28:10 (#1)</w:t>
       </w:r>
       <w:r>
         <w:rPr>
@@ -17888,7 +17888,7 @@
         <w:rPr>
           <w:lang w:val="en_US" w:bidi="en_US"/>
         </w:rPr>
-        <w:t>Exodus 28:12</w:t>
+        <w:t>Exodus 28:12 (#1)</w:t>
       </w:r>
       <w:r>
         <w:rPr>
@@ -17951,7 +17951,7 @@
         <w:rPr>
           <w:lang w:val="en_US" w:bidi="en_US"/>
         </w:rPr>
-        <w:t>Exodus 28:15–16</w:t>
+        <w:t>Exodus 28:15–16 (#1)</w:t>
       </w:r>
       <w:r>
         <w:rPr>
@@ -18014,7 +18014,7 @@
         <w:rPr>
           <w:lang w:val="en_US" w:bidi="en_US"/>
         </w:rPr>
-        <w:t>Exodus 28:17</w:t>
+        <w:t>Exodus 28:17 (#1)</w:t>
       </w:r>
       <w:r>
         <w:rPr>
@@ -18048,36 +18048,36 @@
         <w:rPr>
           <w:lang w:val="en_US" w:bidi="en_US"/>
         </w:rPr>
-        <w:t>They must be mounted four rows of three each</w:t>
-      </w:r>
-      <w:r>
-        <w:rPr>
-          <w:lang w:val="en_US" w:bidi="en_US"/>
-        </w:rPr>
-      </w:r>
-      <w:r>
-        <w:rPr>
-          <w:lang w:val="en_US" w:bidi="en_US"/>
-        </w:rPr>
-      </w:r>
-    </w:p>
-    <w:p>
-      <w:pPr/>
-      <w:r>
-        <w:rPr>
-          <w:lang w:val="en_US" w:bidi="en_US"/>
-        </w:rPr>
-      </w:r>
-    </w:p>
-    <w:p>
-      <w:pPr>
-        <w:pStyle w:val="Heading2"/>
-      </w:pPr>
-      <w:r>
-        <w:rPr>
-          <w:lang w:val="en_US" w:bidi="en_US"/>
-        </w:rPr>
-        <w:t>Exodus 28:20</w:t>
+        <w:t>They must be mounted four rows of three each.</w:t>
+      </w:r>
+      <w:r>
+        <w:rPr>
+          <w:lang w:val="en_US" w:bidi="en_US"/>
+        </w:rPr>
+      </w:r>
+      <w:r>
+        <w:rPr>
+          <w:lang w:val="en_US" w:bidi="en_US"/>
+        </w:rPr>
+      </w:r>
+    </w:p>
+    <w:p>
+      <w:pPr/>
+      <w:r>
+        <w:rPr>
+          <w:lang w:val="en_US" w:bidi="en_US"/>
+        </w:rPr>
+      </w:r>
+    </w:p>
+    <w:p>
+      <w:pPr>
+        <w:pStyle w:val="Heading2"/>
+      </w:pPr>
+      <w:r>
+        <w:rPr>
+          <w:lang w:val="en_US" w:bidi="en_US"/>
+        </w:rPr>
+        <w:t>Exodus 28:20 (#1)</w:t>
       </w:r>
       <w:r>
         <w:rPr>
@@ -18140,7 +18140,7 @@
         <w:rPr>
           <w:lang w:val="en_US" w:bidi="en_US"/>
         </w:rPr>
-        <w:t>Exodus 28:24</w:t>
+        <w:t>Exodus 28:24 (#1)</w:t>
       </w:r>
       <w:r>
         <w:rPr>
@@ -18203,7 +18203,7 @@
         <w:rPr>
           <w:lang w:val="en_US" w:bidi="en_US"/>
         </w:rPr>
-        <w:t>Exodus 28:28</w:t>
+        <w:t>Exodus 28:28 (#1)</w:t>
       </w:r>
       <w:r>
         <w:rPr>
@@ -18266,7 +18266,7 @@
         <w:rPr>
           <w:lang w:val="en_US" w:bidi="en_US"/>
         </w:rPr>
-        <w:t>Exodus 28:30</w:t>
+        <w:t>Exodus 28:30 (#1)</w:t>
       </w:r>
       <w:r>
         <w:rPr>
@@ -18329,7 +18329,7 @@
         <w:rPr>
           <w:lang w:val="en_US" w:bidi="en_US"/>
         </w:rPr>
-        <w:t>Exodus 28:31–32</w:t>
+        <w:t>Exodus 28:31–32 (#1)</w:t>
       </w:r>
       <w:r>
         <w:rPr>
@@ -18392,7 +18392,7 @@
         <w:rPr>
           <w:lang w:val="en_US" w:bidi="en_US"/>
         </w:rPr>
-        <w:t>Exodus 28:35</w:t>
+        <w:t>Exodus 28:35 (#1)</w:t>
       </w:r>
       <w:r>
         <w:rPr>
@@ -18455,7 +18455,7 @@
         <w:rPr>
           <w:lang w:val="en_US" w:bidi="en_US"/>
         </w:rPr>
-        <w:t>Exodus 28:36–38</w:t>
+        <w:t>Exodus 28:36–38 (#1)</w:t>
       </w:r>
       <w:r>
         <w:rPr>
@@ -18518,7 +18518,7 @@
         <w:rPr>
           <w:lang w:val="en_US" w:bidi="en_US"/>
         </w:rPr>
-        <w:t>Exodus 28:40</w:t>
+        <w:t>Exodus 28:40 (#1)</w:t>
       </w:r>
       <w:r>
         <w:rPr>
@@ -18581,7 +18581,7 @@
         <w:rPr>
           <w:lang w:val="en_US" w:bidi="en_US"/>
         </w:rPr>
-        <w:t>Exodus 28:42</w:t>
+        <w:t>Exodus 28:42 (#1)</w:t>
       </w:r>
       <w:r>
         <w:rPr>
@@ -18644,7 +18644,7 @@
         <w:rPr>
           <w:lang w:val="en_US" w:bidi="en_US"/>
         </w:rPr>
-        <w:t>Exodus 29:1–2</w:t>
+        <w:t>Exodus 29:1–2 (#1)</w:t>
       </w:r>
       <w:r>
         <w:rPr>
@@ -18707,7 +18707,7 @@
         <w:rPr>
           <w:lang w:val="en_US" w:bidi="en_US"/>
         </w:rPr>
-        <w:t>Exodus 29:4</w:t>
+        <w:t>Exodus 29:4 (#1)</w:t>
       </w:r>
       <w:r>
         <w:rPr>
@@ -18770,7 +18770,7 @@
         <w:rPr>
           <w:lang w:val="en_US" w:bidi="en_US"/>
         </w:rPr>
-        <w:t>Exodus 29:9</w:t>
+        <w:t>Exodus 29:9 (#1)</w:t>
       </w:r>
       <w:r>
         <w:rPr>
@@ -18833,7 +18833,7 @@
         <w:rPr>
           <w:lang w:val="en_US" w:bidi="en_US"/>
         </w:rPr>
-        <w:t>Exodus 29:13</w:t>
+        <w:t>Exodus 29:13 (#1)</w:t>
       </w:r>
       <w:r>
         <w:rPr>
@@ -18896,7 +18896,7 @@
         <w:rPr>
           <w:lang w:val="en_US" w:bidi="en_US"/>
         </w:rPr>
-        <w:t>Exodus 29:18</w:t>
+        <w:t>Exodus 29:18 (#1)</w:t>
       </w:r>
       <w:r>
         <w:rPr>
@@ -18959,7 +18959,7 @@
         <w:rPr>
           <w:lang w:val="en_US" w:bidi="en_US"/>
         </w:rPr>
-        <w:t>Exodus 29:20</w:t>
+        <w:t>Exodus 29:20 (#1)</w:t>
       </w:r>
       <w:r>
         <w:rPr>
@@ -19022,7 +19022,7 @@
         <w:rPr>
           <w:lang w:val="en_US" w:bidi="en_US"/>
         </w:rPr>
-        <w:t>Exodus 29:21</w:t>
+        <w:t>Exodus 29:21 (#1)</w:t>
       </w:r>
       <w:r>
         <w:rPr>
@@ -19085,7 +19085,7 @@
         <w:rPr>
           <w:lang w:val="en_US" w:bidi="en_US"/>
         </w:rPr>
-        <w:t>Exodus 29:22</w:t>
+        <w:t>Exodus 29:22 (#1)</w:t>
       </w:r>
       <w:r>
         <w:rPr>
@@ -19148,7 +19148,7 @@
         <w:rPr>
           <w:lang w:val="en_US" w:bidi="en_US"/>
         </w:rPr>
-        <w:t>Exodus 29:26–28</w:t>
+        <w:t>Exodus 29:26–28 (#1)</w:t>
       </w:r>
       <w:r>
         <w:rPr>
@@ -19211,7 +19211,7 @@
         <w:rPr>
           <w:lang w:val="en_US" w:bidi="en_US"/>
         </w:rPr>
-        <w:t>Exodus 29:30</w:t>
+        <w:t>Exodus 29:30 (#1)</w:t>
       </w:r>
       <w:r>
         <w:rPr>
@@ -19274,7 +19274,7 @@
         <w:rPr>
           <w:lang w:val="en_US" w:bidi="en_US"/>
         </w:rPr>
-        <w:t>Exodus 29:31</w:t>
+        <w:t>Exodus 29:31 (#1)</w:t>
       </w:r>
       <w:r>
         <w:rPr>
@@ -19337,7 +19337,7 @@
         <w:rPr>
           <w:lang w:val="en_US" w:bidi="en_US"/>
         </w:rPr>
-        <w:t>Exodus 29:37</w:t>
+        <w:t>Exodus 29:37 (#1)</w:t>
       </w:r>
       <w:r>
         <w:rPr>
@@ -19400,7 +19400,7 @@
         <w:rPr>
           <w:lang w:val="en_US" w:bidi="en_US"/>
         </w:rPr>
-        <w:t>Exodus 29:39</w:t>
+        <w:t>Exodus 29:39 (#1)</w:t>
       </w:r>
       <w:r>
         <w:rPr>
@@ -19463,7 +19463,7 @@
         <w:rPr>
           <w:lang w:val="en_US" w:bidi="en_US"/>
         </w:rPr>
-        <w:t>Exodus 29:40</w:t>
+        <w:t>Exodus 29:40 (#1)</w:t>
       </w:r>
       <w:r>
         <w:rPr>
@@ -19526,7 +19526,7 @@
         <w:rPr>
           <w:lang w:val="en_US" w:bidi="en_US"/>
         </w:rPr>
-        <w:t>Exodus 29:42</w:t>
+        <w:t>Exodus 29:42 (#1)</w:t>
       </w:r>
       <w:r>
         <w:rPr>
@@ -19589,7 +19589,7 @@
         <w:rPr>
           <w:lang w:val="en_US" w:bidi="en_US"/>
         </w:rPr>
-        <w:t>Exodus 29:45</w:t>
+        <w:t>Exodus 29:45 (#1)</w:t>
       </w:r>
       <w:r>
         <w:rPr>
@@ -19652,7 +19652,7 @@
         <w:rPr>
           <w:lang w:val="en_US" w:bidi="en_US"/>
         </w:rPr>
-        <w:t>Exodus 30:4</w:t>
+        <w:t>Exodus 30:4 (#1)</w:t>
       </w:r>
       <w:r>
         <w:rPr>
@@ -19715,7 +19715,7 @@
         <w:rPr>
           <w:lang w:val="en_US" w:bidi="en_US"/>
         </w:rPr>
-        <w:t>Exodus 30:6</w:t>
+        <w:t>Exodus 30:6 (#1)</w:t>
       </w:r>
       <w:r>
         <w:rPr>
@@ -19778,7 +19778,7 @@
         <w:rPr>
           <w:lang w:val="en_US" w:bidi="en_US"/>
         </w:rPr>
-        <w:t>Exodus 30:8–9</w:t>
+        <w:t>Exodus 30:8–9 (#1)</w:t>
       </w:r>
       <w:r>
         <w:rPr>
@@ -19841,7 +19841,7 @@
         <w:rPr>
           <w:lang w:val="en_US" w:bidi="en_US"/>
         </w:rPr>
-        <w:t>Exodus 30:10</w:t>
+        <w:t>Exodus 30:10 (#1)</w:t>
       </w:r>
       <w:r>
         <w:rPr>
@@ -19904,7 +19904,7 @@
         <w:rPr>
           <w:lang w:val="en_US" w:bidi="en_US"/>
         </w:rPr>
-        <w:t>Exodus 30:12</w:t>
+        <w:t>Exodus 30:12 (#1)</w:t>
       </w:r>
       <w:r>
         <w:rPr>
@@ -19967,7 +19967,7 @@
         <w:rPr>
           <w:lang w:val="en_US" w:bidi="en_US"/>
         </w:rPr>
-        <w:t>Exodus 30:16</w:t>
+        <w:t>Exodus 30:16 (#1)</w:t>
       </w:r>
       <w:r>
         <w:rPr>
@@ -20030,7 +20030,7 @@
         <w:rPr>
           <w:lang w:val="en_US" w:bidi="en_US"/>
         </w:rPr>
-        <w:t>Exodus 30:18</w:t>
+        <w:t>Exodus 30:18 (#1)</w:t>
       </w:r>
       <w:r>
         <w:rPr>
@@ -20093,7 +20093,7 @@
         <w:rPr>
           <w:lang w:val="en_US" w:bidi="en_US"/>
         </w:rPr>
-        <w:t>Exodus 30:20</w:t>
+        <w:t>Exodus 30:20 (#1)</w:t>
       </w:r>
       <w:r>
         <w:rPr>
@@ -20156,7 +20156,7 @@
         <w:rPr>
           <w:lang w:val="en_US" w:bidi="en_US"/>
         </w:rPr>
-        <w:t>Exodus 30:23–25</w:t>
+        <w:t>Exodus 30:23–25 (#1)</w:t>
       </w:r>
       <w:r>
         <w:rPr>
@@ -20219,7 +20219,7 @@
         <w:rPr>
           <w:lang w:val="en_US" w:bidi="en_US"/>
         </w:rPr>
-        <w:t>Exodus 30:32</w:t>
+        <w:t>Exodus 30:32 (#1)</w:t>
       </w:r>
       <w:r>
         <w:rPr>
@@ -20282,7 +20282,7 @@
         <w:rPr>
           <w:lang w:val="en_US" w:bidi="en_US"/>
         </w:rPr>
-        <w:t>Exodus 30:33</w:t>
+        <w:t>Exodus 30:33 (#1)</w:t>
       </w:r>
       <w:r>
         <w:rPr>
@@ -20345,7 +20345,7 @@
         <w:rPr>
           <w:lang w:val="en_US" w:bidi="en_US"/>
         </w:rPr>
-        <w:t>Exodus 30:38</w:t>
+        <w:t>Exodus 30:38 (#1)</w:t>
       </w:r>
       <w:r>
         <w:rPr>
@@ -20408,27 +20408,27 @@
         <w:rPr>
           <w:lang w:val="en_US" w:bidi="en_US"/>
         </w:rPr>
-        <w:t>Exodus 31:3–5</w:t>
-      </w:r>
-      <w:r>
-        <w:rPr>
-          <w:lang w:val="en_US" w:bidi="en_US"/>
-        </w:rPr>
-      </w:r>
-    </w:p>
-    <w:p>
-      <w:pPr/>
-      <w:r>
-        <w:rPr>
-          <w:lang w:val="en_US" w:bidi="en_US"/>
-        </w:rPr>
-      </w:r>
-      <w:r>
-        <w:rPr>
-          <w:b/>
-          <w:lang w:val="en_US" w:bidi="en_US"/>
-        </w:rPr>
-        <w:t>What abilities would Bezabel have because Yahweh filled him with his spirit?</w:t>
+        <w:t>Exodus 31:3–5 (#1)</w:t>
+      </w:r>
+      <w:r>
+        <w:rPr>
+          <w:lang w:val="en_US" w:bidi="en_US"/>
+        </w:rPr>
+      </w:r>
+    </w:p>
+    <w:p>
+      <w:pPr/>
+      <w:r>
+        <w:rPr>
+          <w:lang w:val="en_US" w:bidi="en_US"/>
+        </w:rPr>
+      </w:r>
+      <w:r>
+        <w:rPr>
+          <w:b/>
+          <w:lang w:val="en_US" w:bidi="en_US"/>
+        </w:rPr>
+        <w:t>What abilities would Bezalel have because Yahweh filled him with his spirit?</w:t>
       </w:r>
     </w:p>
     <w:p>
@@ -20471,7 +20471,7 @@
         <w:rPr>
           <w:lang w:val="en_US" w:bidi="en_US"/>
         </w:rPr>
-        <w:t>Exodus 31:6</w:t>
+        <w:t>Exodus 31:6 (#1)</w:t>
       </w:r>
       <w:r>
         <w:rPr>
@@ -20534,7 +20534,7 @@
         <w:rPr>
           <w:lang w:val="en_US" w:bidi="en_US"/>
         </w:rPr>
-        <w:t>Exodus 31:14</w:t>
+        <w:t>Exodus 31:14 (#1)</w:t>
       </w:r>
       <w:r>
         <w:rPr>
@@ -20597,7 +20597,7 @@
         <w:rPr>
           <w:lang w:val="en_US" w:bidi="en_US"/>
         </w:rPr>
-        <w:t>Exodus 31:17</w:t>
+        <w:t>Exodus 31:17 (#1)</w:t>
       </w:r>
       <w:r>
         <w:rPr>
@@ -20660,7 +20660,7 @@
         <w:rPr>
           <w:lang w:val="en_US" w:bidi="en_US"/>
         </w:rPr>
-        <w:t>Exodus 31:18</w:t>
+        <w:t>Exodus 31:18 (#1)</w:t>
       </w:r>
       <w:r>
         <w:rPr>
@@ -20723,7 +20723,7 @@
         <w:rPr>
           <w:lang w:val="en_US" w:bidi="en_US"/>
         </w:rPr>
-        <w:t>Exodus 32:1</w:t>
+        <w:t>Exodus 32:1 (#1)</w:t>
       </w:r>
       <w:r>
         <w:rPr>
@@ -20786,7 +20786,7 @@
         <w:rPr>
           <w:lang w:val="en_US" w:bidi="en_US"/>
         </w:rPr>
-        <w:t>Exodus 32:4</w:t>
+        <w:t>Exodus 32:4 (#1)</w:t>
       </w:r>
       <w:r>
         <w:rPr>
@@ -20849,7 +20849,7 @@
         <w:rPr>
           <w:lang w:val="en_US" w:bidi="en_US"/>
         </w:rPr>
-        <w:t>Exodus 32:6</w:t>
+        <w:t>Exodus 32:6 (#1)</w:t>
       </w:r>
       <w:r>
         <w:rPr>
@@ -20912,7 +20912,7 @@
         <w:rPr>
           <w:lang w:val="en_US" w:bidi="en_US"/>
         </w:rPr>
-        <w:t>Exodus 32:8</w:t>
+        <w:t>Exodus 32:8 (#1)</w:t>
       </w:r>
       <w:r>
         <w:rPr>
@@ -20975,7 +20975,7 @@
         <w:rPr>
           <w:lang w:val="en_US" w:bidi="en_US"/>
         </w:rPr>
-        <w:t>Exodus 32:11</w:t>
+        <w:t>Exodus 32:11 (#1)</w:t>
       </w:r>
       <w:r>
         <w:rPr>
@@ -21038,7 +21038,7 @@
         <w:rPr>
           <w:lang w:val="en_US" w:bidi="en_US"/>
         </w:rPr>
-        <w:t>Exodus 32:14</w:t>
+        <w:t>Exodus 32:14 (#1)</w:t>
       </w:r>
       <w:r>
         <w:rPr>
@@ -21101,7 +21101,7 @@
         <w:rPr>
           <w:lang w:val="en_US" w:bidi="en_US"/>
         </w:rPr>
-        <w:t>Exodus 32:15</w:t>
+        <w:t>Exodus 32:15 (#1)</w:t>
       </w:r>
       <w:r>
         <w:rPr>
@@ -21164,7 +21164,7 @@
         <w:rPr>
           <w:lang w:val="en_US" w:bidi="en_US"/>
         </w:rPr>
-        <w:t>Exodus 32:17</w:t>
+        <w:t>Exodus 32:17 (#1)</w:t>
       </w:r>
       <w:r>
         <w:rPr>
@@ -21227,7 +21227,7 @@
         <w:rPr>
           <w:lang w:val="en_US" w:bidi="en_US"/>
         </w:rPr>
-        <w:t>Exodus 32:19</w:t>
+        <w:t>Exodus 32:19 (#1)</w:t>
       </w:r>
       <w:r>
         <w:rPr>
@@ -21290,7 +21290,7 @@
         <w:rPr>
           <w:lang w:val="en_US" w:bidi="en_US"/>
         </w:rPr>
-        <w:t>Exodus 32:20</w:t>
+        <w:t>Exodus 32:20 (#1)</w:t>
       </w:r>
       <w:r>
         <w:rPr>
@@ -21353,7 +21353,7 @@
         <w:rPr>
           <w:lang w:val="en_US" w:bidi="en_US"/>
         </w:rPr>
-        <w:t>Exodus 32:24</w:t>
+        <w:t>Exodus 32:24 (#1)</w:t>
       </w:r>
       <w:r>
         <w:rPr>
@@ -21416,7 +21416,7 @@
         <w:rPr>
           <w:lang w:val="en_US" w:bidi="en_US"/>
         </w:rPr>
-        <w:t>Exodus 32:25</w:t>
+        <w:t>Exodus 32:25 (#1)</w:t>
       </w:r>
       <w:r>
         <w:rPr>
@@ -21479,7 +21479,7 @@
         <w:rPr>
           <w:lang w:val="en_US" w:bidi="en_US"/>
         </w:rPr>
-        <w:t>Exodus 32:26</w:t>
+        <w:t>Exodus 32:26 (#1)</w:t>
       </w:r>
       <w:r>
         <w:rPr>
@@ -21542,7 +21542,7 @@
         <w:rPr>
           <w:lang w:val="en_US" w:bidi="en_US"/>
         </w:rPr>
-        <w:t>Exodus 32:28</w:t>
+        <w:t>Exodus 32:28 (#1)</w:t>
       </w:r>
       <w:r>
         <w:rPr>
@@ -21605,7 +21605,7 @@
         <w:rPr>
           <w:lang w:val="en_US" w:bidi="en_US"/>
         </w:rPr>
-        <w:t>Exodus 32:29</w:t>
+        <w:t>Exodus 32:29 (#1)</w:t>
       </w:r>
       <w:r>
         <w:rPr>
@@ -21668,7 +21668,7 @@
         <w:rPr>
           <w:lang w:val="en_US" w:bidi="en_US"/>
         </w:rPr>
-        <w:t>Exodus 32:32</w:t>
+        <w:t>Exodus 32:32 (#1)</w:t>
       </w:r>
       <w:r>
         <w:rPr>
@@ -21731,7 +21731,7 @@
         <w:rPr>
           <w:lang w:val="en_US" w:bidi="en_US"/>
         </w:rPr>
-        <w:t>Exodus 32:35</w:t>
+        <w:t>Exodus 32:35 (#1)</w:t>
       </w:r>
       <w:r>
         <w:rPr>
@@ -21794,7 +21794,7 @@
         <w:rPr>
           <w:lang w:val="en_US" w:bidi="en_US"/>
         </w:rPr>
-        <w:t>Exodus 33:2</w:t>
+        <w:t>Exodus 33:2 (#1)</w:t>
       </w:r>
       <w:r>
         <w:rPr>
@@ -21857,7 +21857,7 @@
         <w:rPr>
           <w:lang w:val="en_US" w:bidi="en_US"/>
         </w:rPr>
-        <w:t>Exodus 33:3</w:t>
+        <w:t>Exodus 33:3 (#1)</w:t>
       </w:r>
       <w:r>
         <w:rPr>
@@ -21920,7 +21920,7 @@
         <w:rPr>
           <w:lang w:val="en_US" w:bidi="en_US"/>
         </w:rPr>
-        <w:t>Exodus 33:5</w:t>
+        <w:t>Exodus 33:5 (#1)</w:t>
       </w:r>
       <w:r>
         <w:rPr>
@@ -21983,7 +21983,7 @@
         <w:rPr>
           <w:lang w:val="en_US" w:bidi="en_US"/>
         </w:rPr>
-        <w:t>Exodus 33:9</w:t>
+        <w:t>Exodus 33:9 (#1)</w:t>
       </w:r>
       <w:r>
         <w:rPr>
@@ -22046,7 +22046,7 @@
         <w:rPr>
           <w:lang w:val="en_US" w:bidi="en_US"/>
         </w:rPr>
-        <w:t>Exodus 33:11</w:t>
+        <w:t>Exodus 33:11 (#1)</w:t>
       </w:r>
       <w:r>
         <w:rPr>
@@ -22109,7 +22109,7 @@
         <w:rPr>
           <w:lang w:val="en_US" w:bidi="en_US"/>
         </w:rPr>
-        <w:t>Exodus 33:13</w:t>
+        <w:t>Exodus 33:13 (#1)</w:t>
       </w:r>
       <w:r>
         <w:rPr>
@@ -22172,7 +22172,7 @@
         <w:rPr>
           <w:lang w:val="en_US" w:bidi="en_US"/>
         </w:rPr>
-        <w:t>Exodus 33:16</w:t>
+        <w:t>Exodus 33:16 (#1)</w:t>
       </w:r>
       <w:r>
         <w:rPr>
@@ -22235,7 +22235,7 @@
         <w:rPr>
           <w:lang w:val="en_US" w:bidi="en_US"/>
         </w:rPr>
-        <w:t>Exodus 33:19</w:t>
+        <w:t>Exodus 33:19 (#1)</w:t>
       </w:r>
       <w:r>
         <w:rPr>
@@ -22298,7 +22298,7 @@
         <w:rPr>
           <w:lang w:val="en_US" w:bidi="en_US"/>
         </w:rPr>
-        <w:t>Exodus 33:20</w:t>
+        <w:t>Exodus 33:20 (#1)</w:t>
       </w:r>
       <w:r>
         <w:rPr>
@@ -22361,7 +22361,7 @@
         <w:rPr>
           <w:lang w:val="en_US" w:bidi="en_US"/>
         </w:rPr>
-        <w:t>Exodus 33:23</w:t>
+        <w:t>Exodus 33:23 (#1)</w:t>
       </w:r>
       <w:r>
         <w:rPr>
@@ -22424,7 +22424,7 @@
         <w:rPr>
           <w:lang w:val="en_US" w:bidi="en_US"/>
         </w:rPr>
-        <w:t>Exodus 34:1</w:t>
+        <w:t>Exodus 34:1 (#1)</w:t>
       </w:r>
       <w:r>
         <w:rPr>
@@ -22487,7 +22487,7 @@
         <w:rPr>
           <w:lang w:val="en_US" w:bidi="en_US"/>
         </w:rPr>
-        <w:t>Exodus 34:3</w:t>
+        <w:t>Exodus 34:3 (#1)</w:t>
       </w:r>
       <w:r>
         <w:rPr>
@@ -22550,7 +22550,7 @@
         <w:rPr>
           <w:lang w:val="en_US" w:bidi="en_US"/>
         </w:rPr>
-        <w:t>Exodus 34:5</w:t>
+        <w:t>Exodus 34:5 (#1)</w:t>
       </w:r>
       <w:r>
         <w:rPr>
@@ -22584,36 +22584,36 @@
         <w:rPr>
           <w:lang w:val="en_US" w:bidi="en_US"/>
         </w:rPr>
-        <w:t>When Yahweh came down in the cloud and stood with Moses, he pronounced the name “Yahweh”.</w:t>
-      </w:r>
-      <w:r>
-        <w:rPr>
-          <w:lang w:val="en_US" w:bidi="en_US"/>
-        </w:rPr>
-      </w:r>
-      <w:r>
-        <w:rPr>
-          <w:lang w:val="en_US" w:bidi="en_US"/>
-        </w:rPr>
-      </w:r>
-    </w:p>
-    <w:p>
-      <w:pPr/>
-      <w:r>
-        <w:rPr>
-          <w:lang w:val="en_US" w:bidi="en_US"/>
-        </w:rPr>
-      </w:r>
-    </w:p>
-    <w:p>
-      <w:pPr>
-        <w:pStyle w:val="Heading2"/>
-      </w:pPr>
-      <w:r>
-        <w:rPr>
-          <w:lang w:val="en_US" w:bidi="en_US"/>
-        </w:rPr>
-        <w:t>Exodus 34:7</w:t>
+        <w:t>When Yahweh came down in the cloud and stood with Moses, he pronounced the name “Yahweh.”</w:t>
+      </w:r>
+      <w:r>
+        <w:rPr>
+          <w:lang w:val="en_US" w:bidi="en_US"/>
+        </w:rPr>
+      </w:r>
+      <w:r>
+        <w:rPr>
+          <w:lang w:val="en_US" w:bidi="en_US"/>
+        </w:rPr>
+      </w:r>
+    </w:p>
+    <w:p>
+      <w:pPr/>
+      <w:r>
+        <w:rPr>
+          <w:lang w:val="en_US" w:bidi="en_US"/>
+        </w:rPr>
+      </w:r>
+    </w:p>
+    <w:p>
+      <w:pPr>
+        <w:pStyle w:val="Heading2"/>
+      </w:pPr>
+      <w:r>
+        <w:rPr>
+          <w:lang w:val="en_US" w:bidi="en_US"/>
+        </w:rPr>
+        <w:t>Exodus 34:7 (#1)</w:t>
       </w:r>
       <w:r>
         <w:rPr>
@@ -22676,7 +22676,7 @@
         <w:rPr>
           <w:lang w:val="en_US" w:bidi="en_US"/>
         </w:rPr>
-        <w:t>Exodus 34:10</w:t>
+        <w:t>Exodus 34:10 (#1)</w:t>
       </w:r>
       <w:r>
         <w:rPr>
@@ -22739,7 +22739,7 @@
         <w:rPr>
           <w:lang w:val="en_US" w:bidi="en_US"/>
         </w:rPr>
-        <w:t>Exodus 34:12</w:t>
+        <w:t>Exodus 34:12 (#1)</w:t>
       </w:r>
       <w:r>
         <w:rPr>
@@ -22802,7 +22802,7 @@
         <w:rPr>
           <w:lang w:val="en_US" w:bidi="en_US"/>
         </w:rPr>
-        <w:t>Exodus 34:14</w:t>
+        <w:t>Exodus 34:14 (#1)</w:t>
       </w:r>
       <w:r>
         <w:rPr>
@@ -22836,36 +22836,36 @@
         <w:rPr>
           <w:lang w:val="en_US" w:bidi="en_US"/>
         </w:rPr>
-        <w:t>They must worship no other god, for Yahweh, whose name is ‘Jealous,’ is a jealous God.</w:t>
-      </w:r>
-      <w:r>
-        <w:rPr>
-          <w:lang w:val="en_US" w:bidi="en_US"/>
-        </w:rPr>
-      </w:r>
-      <w:r>
-        <w:rPr>
-          <w:lang w:val="en_US" w:bidi="en_US"/>
-        </w:rPr>
-      </w:r>
-    </w:p>
-    <w:p>
-      <w:pPr/>
-      <w:r>
-        <w:rPr>
-          <w:lang w:val="en_US" w:bidi="en_US"/>
-        </w:rPr>
-      </w:r>
-    </w:p>
-    <w:p>
-      <w:pPr>
-        <w:pStyle w:val="Heading2"/>
-      </w:pPr>
-      <w:r>
-        <w:rPr>
-          <w:lang w:val="en_US" w:bidi="en_US"/>
-        </w:rPr>
-        <w:t>Exodus 34:15–16</w:t>
+        <w:t>They must worship no other god, for Yahweh, whose name is “Jealous,” is a jealous God.</w:t>
+      </w:r>
+      <w:r>
+        <w:rPr>
+          <w:lang w:val="en_US" w:bidi="en_US"/>
+        </w:rPr>
+      </w:r>
+      <w:r>
+        <w:rPr>
+          <w:lang w:val="en_US" w:bidi="en_US"/>
+        </w:rPr>
+      </w:r>
+    </w:p>
+    <w:p>
+      <w:pPr/>
+      <w:r>
+        <w:rPr>
+          <w:lang w:val="en_US" w:bidi="en_US"/>
+        </w:rPr>
+      </w:r>
+    </w:p>
+    <w:p>
+      <w:pPr>
+        <w:pStyle w:val="Heading2"/>
+      </w:pPr>
+      <w:r>
+        <w:rPr>
+          <w:lang w:val="en_US" w:bidi="en_US"/>
+        </w:rPr>
+        <w:t>Exodus 34:15–16 (#1)</w:t>
       </w:r>
       <w:r>
         <w:rPr>
@@ -22928,7 +22928,7 @@
         <w:rPr>
           <w:lang w:val="en_US" w:bidi="en_US"/>
         </w:rPr>
-        <w:t>Exodus 34:18</w:t>
+        <w:t>Exodus 34:18 (#1)</w:t>
       </w:r>
       <w:r>
         <w:rPr>
@@ -22991,7 +22991,7 @@
         <w:rPr>
           <w:lang w:val="en_US" w:bidi="en_US"/>
         </w:rPr>
-        <w:t>Exodus 34:20</w:t>
+        <w:t>Exodus 34:20 (#1)</w:t>
       </w:r>
       <w:r>
         <w:rPr>
@@ -23054,7 +23054,7 @@
         <w:rPr>
           <w:lang w:val="en_US" w:bidi="en_US"/>
         </w:rPr>
-        <w:t>Exodus 34:21</w:t>
+        <w:t>Exodus 34:21 (#1)</w:t>
       </w:r>
       <w:r>
         <w:rPr>
@@ -23117,7 +23117,7 @@
         <w:rPr>
           <w:lang w:val="en_US" w:bidi="en_US"/>
         </w:rPr>
-        <w:t>Exodus 34:23</w:t>
+        <w:t>Exodus 34:23 (#1)</w:t>
       </w:r>
       <w:r>
         <w:rPr>
@@ -23180,7 +23180,7 @@
         <w:rPr>
           <w:lang w:val="en_US" w:bidi="en_US"/>
         </w:rPr>
-        <w:t>Exodus 34:24</w:t>
+        <w:t>Exodus 34:24 (#1)</w:t>
       </w:r>
       <w:r>
         <w:rPr>
@@ -23243,7 +23243,7 @@
         <w:rPr>
           <w:lang w:val="en_US" w:bidi="en_US"/>
         </w:rPr>
-        <w:t>Exodus 34:26</w:t>
+        <w:t>Exodus 34:26 (#1)</w:t>
       </w:r>
       <w:r>
         <w:rPr>
@@ -23306,7 +23306,7 @@
         <w:rPr>
           <w:lang w:val="en_US" w:bidi="en_US"/>
         </w:rPr>
-        <w:t>Exodus 34:28</w:t>
+        <w:t>Exodus 34:28 (#1)</w:t>
       </w:r>
       <w:r>
         <w:rPr>
@@ -23369,7 +23369,7 @@
         <w:rPr>
           <w:lang w:val="en_US" w:bidi="en_US"/>
         </w:rPr>
-        <w:t>Exodus 34:30</w:t>
+        <w:t>Exodus 34:30 (#1)</w:t>
       </w:r>
       <w:r>
         <w:rPr>
@@ -23432,7 +23432,7 @@
         <w:rPr>
           <w:lang w:val="en_US" w:bidi="en_US"/>
         </w:rPr>
-        <w:t>Exodus 34:33</w:t>
+        <w:t>Exodus 34:33 (#1)</w:t>
       </w:r>
       <w:r>
         <w:rPr>
@@ -23495,7 +23495,7 @@
         <w:rPr>
           <w:lang w:val="en_US" w:bidi="en_US"/>
         </w:rPr>
-        <w:t>Exodus 34:34</w:t>
+        <w:t>Exodus 34:34 (#1)</w:t>
       </w:r>
       <w:r>
         <w:rPr>
@@ -23558,7 +23558,7 @@
         <w:rPr>
           <w:lang w:val="en_US" w:bidi="en_US"/>
         </w:rPr>
-        <w:t>Exodus 35:3</w:t>
+        <w:t>Exodus 35:3 (#1)</w:t>
       </w:r>
       <w:r>
         <w:rPr>
@@ -23621,7 +23621,7 @@
         <w:rPr>
           <w:lang w:val="en_US" w:bidi="en_US"/>
         </w:rPr>
-        <w:t>Exodus 35:5</w:t>
+        <w:t>Exodus 35:5 (#1)</w:t>
       </w:r>
       <w:r>
         <w:rPr>
@@ -23684,7 +23684,7 @@
         <w:rPr>
           <w:lang w:val="en_US" w:bidi="en_US"/>
         </w:rPr>
-        <w:t>Exodus 35:20</w:t>
+        <w:t>Exodus 35:20 (#1)</w:t>
       </w:r>
       <w:r>
         <w:rPr>
@@ -23747,7 +23747,7 @@
         <w:rPr>
           <w:lang w:val="en_US" w:bidi="en_US"/>
         </w:rPr>
-        <w:t>Exodus 35:21</w:t>
+        <w:t>Exodus 35:21 (#1)</w:t>
       </w:r>
       <w:r>
         <w:rPr>
@@ -23810,7 +23810,7 @@
         <w:rPr>
           <w:lang w:val="en_US" w:bidi="en_US"/>
         </w:rPr>
-        <w:t>Exodus 35:27</w:t>
+        <w:t>Exodus 35:27 (#1)</w:t>
       </w:r>
       <w:r>
         <w:rPr>
@@ -23873,7 +23873,7 @@
         <w:rPr>
           <w:lang w:val="en_US" w:bidi="en_US"/>
         </w:rPr>
-        <w:t>Exodus 35:30</w:t>
+        <w:t>Exodus 35:30 (#1)</w:t>
       </w:r>
       <w:r>
         <w:rPr>
@@ -23936,7 +23936,7 @@
         <w:rPr>
           <w:lang w:val="en_US" w:bidi="en_US"/>
         </w:rPr>
-        <w:t>Exodus 36:1</w:t>
+        <w:t>Exodus 36:1 (#1)</w:t>
       </w:r>
       <w:r>
         <w:rPr>
@@ -23999,7 +23999,7 @@
         <w:rPr>
           <w:lang w:val="en_US" w:bidi="en_US"/>
         </w:rPr>
-        <w:t>Exodus 36:3</w:t>
+        <w:t>Exodus 36:3 (#1)</w:t>
       </w:r>
       <w:r>
         <w:rPr>
@@ -24062,7 +24062,7 @@
         <w:rPr>
           <w:lang w:val="en_US" w:bidi="en_US"/>
         </w:rPr>
-        <w:t>Exodus 36:6</w:t>
+        <w:t>Exodus 36:6 (#1)</w:t>
       </w:r>
       <w:r>
         <w:rPr>
@@ -24125,7 +24125,7 @@
         <w:rPr>
           <w:lang w:val="en_US" w:bidi="en_US"/>
         </w:rPr>
-        <w:t>Exodus 36:11</w:t>
+        <w:t>Exodus 36:11 (#1)</w:t>
       </w:r>
       <w:r>
         <w:rPr>
@@ -24188,7 +24188,7 @@
         <w:rPr>
           <w:lang w:val="en_US" w:bidi="en_US"/>
         </w:rPr>
-        <w:t>Exodus 36:13</w:t>
+        <w:t>Exodus 36:13 (#1)</w:t>
       </w:r>
       <w:r>
         <w:rPr>
@@ -24251,7 +24251,7 @@
         <w:rPr>
           <w:lang w:val="en_US" w:bidi="en_US"/>
         </w:rPr>
-        <w:t>Exodus 36:18</w:t>
+        <w:t>Exodus 36:18 (#1)</w:t>
       </w:r>
       <w:r>
         <w:rPr>
@@ -24314,7 +24314,7 @@
         <w:rPr>
           <w:lang w:val="en_US" w:bidi="en_US"/>
         </w:rPr>
-        <w:t>Exodus 36:24</w:t>
+        <w:t>Exodus 36:24 (#1)</w:t>
       </w:r>
       <w:r>
         <w:rPr>
@@ -24377,7 +24377,7 @@
         <w:rPr>
           <w:lang w:val="en_US" w:bidi="en_US"/>
         </w:rPr>
-        <w:t>Exodus 36:33</w:t>
+        <w:t>Exodus 36:33 (#1)</w:t>
       </w:r>
       <w:r>
         <w:rPr>
@@ -24440,7 +24440,7 @@
         <w:rPr>
           <w:lang w:val="en_US" w:bidi="en_US"/>
         </w:rPr>
-        <w:t>Exodus 36:38</w:t>
+        <w:t>Exodus 36:38 (#1)</w:t>
       </w:r>
       <w:r>
         <w:rPr>
@@ -24503,7 +24503,7 @@
         <w:rPr>
           <w:lang w:val="en_US" w:bidi="en_US"/>
         </w:rPr>
-        <w:t>Exodus 37:1</w:t>
+        <w:t>Exodus 37:1 (#1)</w:t>
       </w:r>
       <w:r>
         <w:rPr>
@@ -24566,7 +24566,7 @@
         <w:rPr>
           <w:lang w:val="en_US" w:bidi="en_US"/>
         </w:rPr>
-        <w:t>Exodus 37:5</w:t>
+        <w:t>Exodus 37:5 (#1)</w:t>
       </w:r>
       <w:r>
         <w:rPr>
@@ -24629,7 +24629,7 @@
         <w:rPr>
           <w:lang w:val="en_US" w:bidi="en_US"/>
         </w:rPr>
-        <w:t>Exodus 37:9</w:t>
+        <w:t>Exodus 37:9 (#1)</w:t>
       </w:r>
       <w:r>
         <w:rPr>
@@ -24692,7 +24692,7 @@
         <w:rPr>
           <w:lang w:val="en_US" w:bidi="en_US"/>
         </w:rPr>
-        <w:t>Exodus 37:16</w:t>
+        <w:t>Exodus 37:16 (#1)</w:t>
       </w:r>
       <w:r>
         <w:rPr>
@@ -24755,7 +24755,7 @@
         <w:rPr>
           <w:lang w:val="en_US" w:bidi="en_US"/>
         </w:rPr>
-        <w:t>Exodus 37:19</w:t>
+        <w:t>Exodus 37:19 (#1)</w:t>
       </w:r>
       <w:r>
         <w:rPr>
@@ -24818,7 +24818,7 @@
         <w:rPr>
           <w:lang w:val="en_US" w:bidi="en_US"/>
         </w:rPr>
-        <w:t>Exodus 37:24</w:t>
+        <w:t>Exodus 37:24 (#1)</w:t>
       </w:r>
       <w:r>
         <w:rPr>
@@ -24881,7 +24881,7 @@
         <w:rPr>
           <w:lang w:val="en_US" w:bidi="en_US"/>
         </w:rPr>
-        <w:t>Exodus 37:26</w:t>
+        <w:t>Exodus 37:26 (#1)</w:t>
       </w:r>
       <w:r>
         <w:rPr>
@@ -24944,7 +24944,7 @@
         <w:rPr>
           <w:lang w:val="en_US" w:bidi="en_US"/>
         </w:rPr>
-        <w:t>Exodus 37:29</w:t>
+        <w:t>Exodus 37:29 (#1)</w:t>
       </w:r>
       <w:r>
         <w:rPr>
@@ -25007,7 +25007,7 @@
         <w:rPr>
           <w:lang w:val="en_US" w:bidi="en_US"/>
         </w:rPr>
-        <w:t>Exodus 38:1</w:t>
+        <w:t>Exodus 38:1 (#1)</w:t>
       </w:r>
       <w:r>
         <w:rPr>
@@ -25070,7 +25070,7 @@
         <w:rPr>
           <w:lang w:val="en_US" w:bidi="en_US"/>
         </w:rPr>
-        <w:t>Exodus 38:7</w:t>
+        <w:t>Exodus 38:7 (#1)</w:t>
       </w:r>
       <w:r>
         <w:rPr>
@@ -25133,7 +25133,7 @@
         <w:rPr>
           <w:lang w:val="en_US" w:bidi="en_US"/>
         </w:rPr>
-        <w:t>Exodus 38:8</w:t>
+        <w:t>Exodus 38:8 (#1)</w:t>
       </w:r>
       <w:r>
         <w:rPr>
@@ -25196,7 +25196,7 @@
         <w:rPr>
           <w:lang w:val="en_US" w:bidi="en_US"/>
         </w:rPr>
-        <w:t>Exodus 38:16</w:t>
+        <w:t>Exodus 38:16 (#1)</w:t>
       </w:r>
       <w:r>
         <w:rPr>
@@ -25259,7 +25259,7 @@
         <w:rPr>
           <w:lang w:val="en_US" w:bidi="en_US"/>
         </w:rPr>
-        <w:t>Exodus 38:17</w:t>
+        <w:t>Exodus 38:17 (#1)</w:t>
       </w:r>
       <w:r>
         <w:rPr>
@@ -25322,7 +25322,7 @@
         <w:rPr>
           <w:lang w:val="en_US" w:bidi="en_US"/>
         </w:rPr>
-        <w:t>Exodus 38:21</w:t>
+        <w:t>Exodus 38:21 (#1)</w:t>
       </w:r>
       <w:r>
         <w:rPr>
@@ -25385,7 +25385,7 @@
         <w:rPr>
           <w:lang w:val="en_US" w:bidi="en_US"/>
         </w:rPr>
-        <w:t>Exodus 38:24</w:t>
+        <w:t>Exodus 38:24 (#1)</w:t>
       </w:r>
       <w:r>
         <w:rPr>
@@ -25448,7 +25448,7 @@
         <w:rPr>
           <w:lang w:val="en_US" w:bidi="en_US"/>
         </w:rPr>
-        <w:t>Exodus 38:26</w:t>
+        <w:t>Exodus 38:26 (#1)</w:t>
       </w:r>
       <w:r>
         <w:rPr>
@@ -25511,7 +25511,7 @@
         <w:rPr>
           <w:lang w:val="en_US" w:bidi="en_US"/>
         </w:rPr>
-        <w:t>Exodus 39:5</w:t>
+        <w:t>Exodus 39:5 (#1)</w:t>
       </w:r>
       <w:r>
         <w:rPr>
@@ -25574,7 +25574,7 @@
         <w:rPr>
           <w:lang w:val="en_US" w:bidi="en_US"/>
         </w:rPr>
-        <w:t>Exodus 39:6</w:t>
+        <w:t>Exodus 39:6 (#1)</w:t>
       </w:r>
       <w:r>
         <w:rPr>
@@ -25637,7 +25637,7 @@
         <w:rPr>
           <w:lang w:val="en_US" w:bidi="en_US"/>
         </w:rPr>
-        <w:t>Exodus 39:10</w:t>
+        <w:t>Exodus 39:10 (#1)</w:t>
       </w:r>
       <w:r>
         <w:rPr>
@@ -25700,7 +25700,7 @@
         <w:rPr>
           <w:lang w:val="en_US" w:bidi="en_US"/>
         </w:rPr>
-        <w:t>Exodus 39:17–18</w:t>
+        <w:t>Exodus 39:17–18 (#1)</w:t>
       </w:r>
       <w:r>
         <w:rPr>
@@ -25763,7 +25763,7 @@
         <w:rPr>
           <w:lang w:val="en_US" w:bidi="en_US"/>
         </w:rPr>
-        <w:t>Exodus 39:21</w:t>
+        <w:t>Exodus 39:21 (#1)</w:t>
       </w:r>
       <w:r>
         <w:rPr>
@@ -25826,7 +25826,7 @@
         <w:rPr>
           <w:lang w:val="en_US" w:bidi="en_US"/>
         </w:rPr>
-        <w:t>Exodus 39:22–23</w:t>
+        <w:t>Exodus 39:22–23 (#1)</w:t>
       </w:r>
       <w:r>
         <w:rPr>
@@ -25889,7 +25889,7 @@
         <w:rPr>
           <w:lang w:val="en_US" w:bidi="en_US"/>
         </w:rPr>
-        <w:t>Exodus 39:25</w:t>
+        <w:t>Exodus 39:25 (#1)</w:t>
       </w:r>
       <w:r>
         <w:rPr>
@@ -25952,7 +25952,7 @@
         <w:rPr>
           <w:lang w:val="en_US" w:bidi="en_US"/>
         </w:rPr>
-        <w:t>Exodus 39:30</w:t>
+        <w:t>Exodus 39:30 (#1)</w:t>
       </w:r>
       <w:r>
         <w:rPr>
@@ -26015,7 +26015,7 @@
         <w:rPr>
           <w:lang w:val="en_US" w:bidi="en_US"/>
         </w:rPr>
-        <w:t>Exodus 39:43</w:t>
+        <w:t>Exodus 39:43 (#1)</w:t>
       </w:r>
       <w:r>
         <w:rPr>
@@ -26078,7 +26078,7 @@
         <w:rPr>
           <w:lang w:val="en_US" w:bidi="en_US"/>
         </w:rPr>
-        <w:t>Exodus 40:2</w:t>
+        <w:t>Exodus 40:2 (#1)</w:t>
       </w:r>
       <w:r>
         <w:rPr>
@@ -26141,7 +26141,7 @@
         <w:rPr>
           <w:lang w:val="en_US" w:bidi="en_US"/>
         </w:rPr>
-        <w:t>Exodus 40:3</w:t>
+        <w:t>Exodus 40:3 (#1)</w:t>
       </w:r>
       <w:r>
         <w:rPr>
@@ -26204,7 +26204,7 @@
         <w:rPr>
           <w:lang w:val="en_US" w:bidi="en_US"/>
         </w:rPr>
-        <w:t>Exodus 40:7</w:t>
+        <w:t>Exodus 40:7 (#1)</w:t>
       </w:r>
       <w:r>
         <w:rPr>
@@ -26267,7 +26267,7 @@
         <w:rPr>
           <w:lang w:val="en_US" w:bidi="en_US"/>
         </w:rPr>
-        <w:t>Exodus 40:11</w:t>
+        <w:t>Exodus 40:11 (#1)</w:t>
       </w:r>
       <w:r>
         <w:rPr>
@@ -26330,7 +26330,7 @@
         <w:rPr>
           <w:lang w:val="en_US" w:bidi="en_US"/>
         </w:rPr>
-        <w:t>Exodus 40:20</w:t>
+        <w:t>Exodus 40:20 (#1)</w:t>
       </w:r>
       <w:r>
         <w:rPr>
@@ -26393,7 +26393,7 @@
         <w:rPr>
           <w:lang w:val="en_US" w:bidi="en_US"/>
         </w:rPr>
-        <w:t>Exodus 40:26</w:t>
+        <w:t>Exodus 40:26 (#1)</w:t>
       </w:r>
       <w:r>
         <w:rPr>
@@ -26456,7 +26456,7 @@
         <w:rPr>
           <w:lang w:val="en_US" w:bidi="en_US"/>
         </w:rPr>
-        <w:t>Exodus 40:31–32</w:t>
+        <w:t>Exodus 40:31–32 (#1)</w:t>
       </w:r>
       <w:r>
         <w:rPr>
@@ -26519,7 +26519,7 @@
         <w:rPr>
           <w:lang w:val="en_US" w:bidi="en_US"/>
         </w:rPr>
-        <w:t>Exodus 40:35</w:t>
+        <w:t>Exodus 40:35 (#1)</w:t>
       </w:r>
       <w:r>
         <w:rPr>
@@ -26582,7 +26582,7 @@
         <w:rPr>
           <w:lang w:val="en_US" w:bidi="en_US"/>
         </w:rPr>
-        <w:t>Exodus 40:36</w:t>
+        <w:t>Exodus 40:36 (#1)</w:t>
       </w:r>
       <w:r>
         <w:rPr>
